--- a/exercises2/nvme/document/GPU Direct Storage.docx
+++ b/exercises2/nvme/document/GPU Direct Storage.docx
@@ -127,7 +127,6 @@
           <w:kern w:val="0"/>
           <w:sz w:val="15"/>
           <w:szCs w:val="15"/>
-          <w:bdr w:val="none" w:color="auto" w:sz="0" w:space="0"/>
           <w:shd w:val="clear" w:fill="FFFFFF"/>
           <w:lang w:val="en-US" w:eastAsia="zh-CN" w:bidi="ar"/>
         </w:rPr>
@@ -1060,8 +1059,6 @@
           </wp:inline>
         </w:drawing>
       </w:r>
-      <w:bookmarkStart w:id="0" w:name="_GoBack"/>
-      <w:bookmarkEnd w:id="0"/>
     </w:p>
     <w:p>
       <w:pPr>
@@ -1425,12 +1422,441 @@
     </w:p>
     <w:p>
       <w:pPr>
-        <w:rPr>
-          <w:rFonts w:hint="eastAsia" w:ascii="宋体" w:hAnsi="宋体" w:eastAsia="宋体" w:cs="宋体"/>
+        <w:pStyle w:val="3"/>
+        <w:bidi w:val="0"/>
+      </w:pPr>
+      <w:r>
+        <w:rPr>
+          <w:rFonts w:hint="default"/>
+        </w:rPr>
+        <w:t>GDRCopy介绍</w:t>
+      </w:r>
+    </w:p>
+    <w:p>
+      <w:pPr>
+        <w:rPr>
+          <w:rFonts w:ascii="宋体" w:hAnsi="宋体" w:eastAsia="宋体" w:cs="宋体"/>
           <w:sz w:val="24"/>
           <w:szCs w:val="24"/>
         </w:rPr>
       </w:pPr>
+      <w:r>
+        <w:rPr>
+          <w:rFonts w:ascii="宋体" w:hAnsi="宋体" w:eastAsia="宋体" w:cs="宋体"/>
+          <w:sz w:val="24"/>
+          <w:szCs w:val="24"/>
+        </w:rPr>
+        <w:drawing>
+          <wp:inline distT="0" distB="0" distL="114300" distR="114300">
+            <wp:extent cx="4608195" cy="5448300"/>
+            <wp:effectExtent l="0" t="0" r="1905" b="0"/>
+            <wp:docPr id="4" name="图片 1" descr="IMG_256"/>
+            <wp:cNvGraphicFramePr>
+              <a:graphicFrameLocks xmlns:a="http://schemas.openxmlformats.org/drawingml/2006/main" noChangeAspect="1"/>
+            </wp:cNvGraphicFramePr>
+            <a:graphic xmlns:a="http://schemas.openxmlformats.org/drawingml/2006/main">
+              <a:graphicData uri="http://schemas.openxmlformats.org/drawingml/2006/picture">
+                <pic:pic xmlns:pic="http://schemas.openxmlformats.org/drawingml/2006/picture">
+                  <pic:nvPicPr>
+                    <pic:cNvPr id="4" name="图片 1" descr="IMG_256"/>
+                    <pic:cNvPicPr>
+                      <a:picLocks noChangeAspect="1"/>
+                    </pic:cNvPicPr>
+                  </pic:nvPicPr>
+                  <pic:blipFill>
+                    <a:blip r:embed="rId18"/>
+                    <a:stretch>
+                      <a:fillRect/>
+                    </a:stretch>
+                  </pic:blipFill>
+                  <pic:spPr>
+                    <a:xfrm>
+                      <a:off x="0" y="0"/>
+                      <a:ext cx="4608195" cy="5448300"/>
+                    </a:xfrm>
+                    <a:prstGeom prst="rect">
+                      <a:avLst/>
+                    </a:prstGeom>
+                    <a:noFill/>
+                    <a:ln w="9525">
+                      <a:noFill/>
+                    </a:ln>
+                  </pic:spPr>
+                </pic:pic>
+              </a:graphicData>
+            </a:graphic>
+          </wp:inline>
+        </w:drawing>
+      </w:r>
+    </w:p>
+    <w:p>
+      <w:pPr>
+        <w:rPr>
+          <w:rFonts w:ascii="Segoe UI" w:hAnsi="Segoe UI" w:eastAsia="Segoe UI" w:cs="Segoe UI"/>
+          <w:i w:val="0"/>
+          <w:iCs w:val="0"/>
+          <w:caps w:val="0"/>
+          <w:color w:val="181818"/>
+          <w:spacing w:val="0"/>
+          <w:sz w:val="21"/>
+          <w:szCs w:val="21"/>
+          <w:shd w:val="clear" w:fill="FFFFFF"/>
+          <w14:textFill>
+            <w14:gradFill>
+              <w14:gsLst>
+                <w14:gs w14:pos="50000">
+                  <w14:schemeClr w14:val="tx1"/>
+                </w14:gs>
+                <w14:gs w14:pos="0">
+                  <w14:schemeClr w14:val="tx1">
+                    <w14:lumMod w14:val="25000"/>
+                    <w14:lumOff w14:val="75000"/>
+                  </w14:schemeClr>
+                </w14:gs>
+                <w14:gs w14:pos="100000">
+                  <w14:schemeClr w14:val="tx1">
+                    <w14:lumMod w14:val="85000"/>
+                  </w14:schemeClr>
+                </w14:gs>
+              </w14:gsLst>
+              <w14:lin w14:ang="5400000" w14:scaled="1"/>
+            </w14:gradFill>
+          </w14:textFill>
+        </w:rPr>
+      </w:pPr>
+      <w:r>
+        <w:rPr>
+          <w:rFonts w:ascii="Segoe UI" w:hAnsi="Segoe UI" w:eastAsia="Segoe UI" w:cs="Segoe UI"/>
+          <w:i w:val="0"/>
+          <w:iCs w:val="0"/>
+          <w:caps w:val="0"/>
+          <w:color w:val="181818"/>
+          <w:spacing w:val="0"/>
+          <w:sz w:val="21"/>
+          <w:szCs w:val="21"/>
+          <w:shd w:val="clear" w:fill="FFFFFF"/>
+          <w14:textFill>
+            <w14:gradFill>
+              <w14:gsLst>
+                <w14:gs w14:pos="50000">
+                  <w14:schemeClr w14:val="tx1"/>
+                </w14:gs>
+                <w14:gs w14:pos="0">
+                  <w14:schemeClr w14:val="tx1">
+                    <w14:lumMod w14:val="25000"/>
+                    <w14:lumOff w14:val="75000"/>
+                  </w14:schemeClr>
+                </w14:gs>
+                <w14:gs w14:pos="100000">
+                  <w14:schemeClr w14:val="tx1">
+                    <w14:lumMod w14:val="85000"/>
+                  </w14:schemeClr>
+                </w14:gs>
+              </w14:gsLst>
+              <w14:lin w14:ang="5400000" w14:scaled="1"/>
+            </w14:gradFill>
+          </w14:textFill>
+        </w:rPr>
+        <w:t>GDRCopy是一个基于GPU direct RDMA技术的低时延GPU内存copy的库。如上图所示的H2D和D2H的内存拷贝，传统上采用cudaMemcpy，它实际是由GPU触发DMA引擎在CPU和GPU之间搬移内存。因为需要额外的操作DMA引擎的指令，它在小数据搬移时效率并不高。GDRCopy则允许CPU采用PCIE BAR映射的方式直接访问GPU内存，</w:t>
+      </w:r>
+      <w:r>
+        <w:rPr>
+          <w:rFonts w:ascii="Segoe UI" w:hAnsi="Segoe UI" w:eastAsia="Segoe UI" w:cs="Segoe UI"/>
+          <w:i w:val="0"/>
+          <w:iCs w:val="0"/>
+          <w:caps w:val="0"/>
+          <w:color w:val="FF0000"/>
+          <w:spacing w:val="0"/>
+          <w:sz w:val="21"/>
+          <w:szCs w:val="21"/>
+          <w:shd w:val="clear" w:fill="FFFFFF"/>
+        </w:rPr>
+        <w:t>因为是直接的LD/ST指令(SIMD指令)</w:t>
+      </w:r>
+      <w:r>
+        <w:rPr>
+          <w:rFonts w:ascii="Segoe UI" w:hAnsi="Segoe UI" w:eastAsia="Segoe UI" w:cs="Segoe UI"/>
+          <w:i w:val="0"/>
+          <w:iCs w:val="0"/>
+          <w:caps w:val="0"/>
+          <w:color w:val="181818"/>
+          <w:spacing w:val="0"/>
+          <w:sz w:val="21"/>
+          <w:szCs w:val="21"/>
+          <w:shd w:val="clear" w:fill="FFFFFF"/>
+          <w14:textFill>
+            <w14:gradFill>
+              <w14:gsLst>
+                <w14:gs w14:pos="50000">
+                  <w14:schemeClr w14:val="tx1"/>
+                </w14:gs>
+                <w14:gs w14:pos="0">
+                  <w14:schemeClr w14:val="tx1">
+                    <w14:lumMod w14:val="25000"/>
+                    <w14:lumOff w14:val="75000"/>
+                  </w14:schemeClr>
+                </w14:gs>
+                <w14:gs w14:pos="100000">
+                  <w14:schemeClr w14:val="tx1">
+                    <w14:lumMod w14:val="85000"/>
+                  </w14:schemeClr>
+                </w14:gs>
+              </w14:gsLst>
+              <w14:lin w14:ang="5400000" w14:scaled="1"/>
+            </w14:gradFill>
+          </w14:textFill>
+        </w:rPr>
+        <w:t>，所以对于小数据来说效率更高，时延更低。如下图所示，H2D拷贝16KB以下的数据，cudaMemcpy需要7us，而GDRCopy只需要1us。</w:t>
+      </w:r>
+    </w:p>
+    <w:p>
+      <w:pPr>
+        <w:rPr>
+          <w:rFonts w:ascii="Segoe UI" w:hAnsi="Segoe UI" w:eastAsia="Segoe UI" w:cs="Segoe UI"/>
+          <w:i w:val="0"/>
+          <w:iCs w:val="0"/>
+          <w:caps w:val="0"/>
+          <w:color w:val="181818"/>
+          <w:spacing w:val="0"/>
+          <w:sz w:val="14"/>
+          <w:szCs w:val="14"/>
+          <w:shd w:val="clear" w:fill="FFFFFF"/>
+          <w14:textFill>
+            <w14:gradFill>
+              <w14:gsLst>
+                <w14:gs w14:pos="50000">
+                  <w14:schemeClr w14:val="tx1"/>
+                </w14:gs>
+                <w14:gs w14:pos="0">
+                  <w14:schemeClr w14:val="tx1">
+                    <w14:lumMod w14:val="25000"/>
+                    <w14:lumOff w14:val="75000"/>
+                  </w14:schemeClr>
+                </w14:gs>
+                <w14:gs w14:pos="100000">
+                  <w14:schemeClr w14:val="tx1">
+                    <w14:lumMod w14:val="85000"/>
+                  </w14:schemeClr>
+                </w14:gs>
+              </w14:gsLst>
+              <w14:lin w14:ang="5400000" w14:scaled="1"/>
+            </w14:gradFill>
+          </w14:textFill>
+        </w:rPr>
+      </w:pPr>
+    </w:p>
+    <w:p>
+      <w:pPr>
+        <w:rPr>
+          <w:rFonts w:ascii="Segoe UI" w:hAnsi="Segoe UI" w:eastAsia="Segoe UI" w:cs="Segoe UI"/>
+          <w:i w:val="0"/>
+          <w:iCs w:val="0"/>
+          <w:caps w:val="0"/>
+          <w:color w:val="181818"/>
+          <w:spacing w:val="0"/>
+          <w:sz w:val="14"/>
+          <w:szCs w:val="14"/>
+          <w:shd w:val="clear" w:fill="FFFFFF"/>
+          <w14:textFill>
+            <w14:gradFill>
+              <w14:gsLst>
+                <w14:gs w14:pos="50000">
+                  <w14:schemeClr w14:val="tx1"/>
+                </w14:gs>
+                <w14:gs w14:pos="0">
+                  <w14:schemeClr w14:val="tx1">
+                    <w14:lumMod w14:val="25000"/>
+                    <w14:lumOff w14:val="75000"/>
+                  </w14:schemeClr>
+                </w14:gs>
+                <w14:gs w14:pos="100000">
+                  <w14:schemeClr w14:val="tx1">
+                    <w14:lumMod w14:val="85000"/>
+                  </w14:schemeClr>
+                </w14:gs>
+              </w14:gsLst>
+              <w14:lin w14:ang="5400000" w14:scaled="1"/>
+            </w14:gradFill>
+          </w14:textFill>
+        </w:rPr>
+      </w:pPr>
+    </w:p>
+    <w:p>
+      <w:pPr>
+        <w:rPr>
+          <w:rFonts w:ascii="宋体" w:hAnsi="宋体" w:eastAsia="宋体" w:cs="宋体"/>
+          <w:sz w:val="24"/>
+          <w:szCs w:val="24"/>
+        </w:rPr>
+      </w:pPr>
+      <w:r>
+        <w:rPr>
+          <w:rFonts w:ascii="宋体" w:hAnsi="宋体" w:eastAsia="宋体" w:cs="宋体"/>
+          <w:sz w:val="24"/>
+          <w:szCs w:val="24"/>
+        </w:rPr>
+        <w:drawing>
+          <wp:inline distT="0" distB="0" distL="114300" distR="114300">
+            <wp:extent cx="3771900" cy="4324350"/>
+            <wp:effectExtent l="0" t="0" r="0" b="6350"/>
+            <wp:docPr id="11" name="图片 2" descr="IMG_256"/>
+            <wp:cNvGraphicFramePr>
+              <a:graphicFrameLocks xmlns:a="http://schemas.openxmlformats.org/drawingml/2006/main" noChangeAspect="1"/>
+            </wp:cNvGraphicFramePr>
+            <a:graphic xmlns:a="http://schemas.openxmlformats.org/drawingml/2006/main">
+              <a:graphicData uri="http://schemas.openxmlformats.org/drawingml/2006/picture">
+                <pic:pic xmlns:pic="http://schemas.openxmlformats.org/drawingml/2006/picture">
+                  <pic:nvPicPr>
+                    <pic:cNvPr id="11" name="图片 2" descr="IMG_256"/>
+                    <pic:cNvPicPr>
+                      <a:picLocks noChangeAspect="1"/>
+                    </pic:cNvPicPr>
+                  </pic:nvPicPr>
+                  <pic:blipFill>
+                    <a:blip r:embed="rId19"/>
+                    <a:stretch>
+                      <a:fillRect/>
+                    </a:stretch>
+                  </pic:blipFill>
+                  <pic:spPr>
+                    <a:xfrm>
+                      <a:off x="0" y="0"/>
+                      <a:ext cx="3771900" cy="4324350"/>
+                    </a:xfrm>
+                    <a:prstGeom prst="rect">
+                      <a:avLst/>
+                    </a:prstGeom>
+                    <a:noFill/>
+                    <a:ln w="9525">
+                      <a:noFill/>
+                    </a:ln>
+                  </pic:spPr>
+                </pic:pic>
+              </a:graphicData>
+            </a:graphic>
+          </wp:inline>
+        </w:drawing>
+      </w:r>
+    </w:p>
+    <w:p>
+      <w:pPr>
+        <w:rPr>
+          <w:rFonts w:ascii="宋体" w:hAnsi="宋体" w:eastAsia="宋体" w:cs="宋体"/>
+          <w:sz w:val="24"/>
+          <w:szCs w:val="24"/>
+        </w:rPr>
+      </w:pPr>
+    </w:p>
+    <w:p>
+      <w:pPr>
+        <w:rPr>
+          <w:rFonts w:ascii="宋体" w:hAnsi="宋体" w:eastAsia="宋体" w:cs="宋体"/>
+          <w:sz w:val="24"/>
+          <w:szCs w:val="24"/>
+        </w:rPr>
+      </w:pPr>
+      <w:r>
+        <w:rPr>
+          <w:rFonts w:ascii="宋体" w:hAnsi="宋体" w:eastAsia="宋体" w:cs="宋体"/>
+          <w:sz w:val="24"/>
+          <w:szCs w:val="24"/>
+        </w:rPr>
+        <w:drawing>
+          <wp:inline distT="0" distB="0" distL="114300" distR="114300">
+            <wp:extent cx="3790950" cy="4324350"/>
+            <wp:effectExtent l="0" t="0" r="6350" b="6350"/>
+            <wp:docPr id="17" name="图片 3" descr="IMG_256"/>
+            <wp:cNvGraphicFramePr>
+              <a:graphicFrameLocks xmlns:a="http://schemas.openxmlformats.org/drawingml/2006/main" noChangeAspect="1"/>
+            </wp:cNvGraphicFramePr>
+            <a:graphic xmlns:a="http://schemas.openxmlformats.org/drawingml/2006/main">
+              <a:graphicData uri="http://schemas.openxmlformats.org/drawingml/2006/picture">
+                <pic:pic xmlns:pic="http://schemas.openxmlformats.org/drawingml/2006/picture">
+                  <pic:nvPicPr>
+                    <pic:cNvPr id="17" name="图片 3" descr="IMG_256"/>
+                    <pic:cNvPicPr>
+                      <a:picLocks noChangeAspect="1"/>
+                    </pic:cNvPicPr>
+                  </pic:nvPicPr>
+                  <pic:blipFill>
+                    <a:blip r:embed="rId20"/>
+                    <a:stretch>
+                      <a:fillRect/>
+                    </a:stretch>
+                  </pic:blipFill>
+                  <pic:spPr>
+                    <a:xfrm>
+                      <a:off x="0" y="0"/>
+                      <a:ext cx="3790950" cy="4324350"/>
+                    </a:xfrm>
+                    <a:prstGeom prst="rect">
+                      <a:avLst/>
+                    </a:prstGeom>
+                    <a:noFill/>
+                    <a:ln w="9525">
+                      <a:noFill/>
+                    </a:ln>
+                  </pic:spPr>
+                </pic:pic>
+              </a:graphicData>
+            </a:graphic>
+          </wp:inline>
+        </w:drawing>
+      </w:r>
+    </w:p>
+    <w:p>
+      <w:pPr>
+        <w:rPr>
+          <w:rFonts w:ascii="宋体" w:hAnsi="宋体" w:eastAsia="宋体" w:cs="宋体"/>
+          <w:sz w:val="24"/>
+          <w:szCs w:val="24"/>
+        </w:rPr>
+      </w:pPr>
+    </w:p>
+    <w:p>
+      <w:r>
+        <w:drawing>
+          <wp:inline distT="0" distB="0" distL="114300" distR="114300">
+            <wp:extent cx="5266690" cy="2237740"/>
+            <wp:effectExtent l="0" t="0" r="3810" b="10160"/>
+            <wp:docPr id="18" name="图片 4"/>
+            <wp:cNvGraphicFramePr>
+              <a:graphicFrameLocks xmlns:a="http://schemas.openxmlformats.org/drawingml/2006/main" noChangeAspect="1"/>
+            </wp:cNvGraphicFramePr>
+            <a:graphic xmlns:a="http://schemas.openxmlformats.org/drawingml/2006/main">
+              <a:graphicData uri="http://schemas.openxmlformats.org/drawingml/2006/picture">
+                <pic:pic xmlns:pic="http://schemas.openxmlformats.org/drawingml/2006/picture">
+                  <pic:nvPicPr>
+                    <pic:cNvPr id="18" name="图片 4"/>
+                    <pic:cNvPicPr>
+                      <a:picLocks noChangeAspect="1"/>
+                    </pic:cNvPicPr>
+                  </pic:nvPicPr>
+                  <pic:blipFill>
+                    <a:blip r:embed="rId21"/>
+                    <a:stretch>
+                      <a:fillRect/>
+                    </a:stretch>
+                  </pic:blipFill>
+                  <pic:spPr>
+                    <a:xfrm>
+                      <a:off x="0" y="0"/>
+                      <a:ext cx="5266690" cy="2237740"/>
+                    </a:xfrm>
+                    <a:prstGeom prst="rect">
+                      <a:avLst/>
+                    </a:prstGeom>
+                    <a:noFill/>
+                    <a:ln>
+                      <a:noFill/>
+                    </a:ln>
+                  </pic:spPr>
+                </pic:pic>
+              </a:graphicData>
+            </a:graphic>
+          </wp:inline>
+        </w:drawing>
+      </w:r>
     </w:p>
     <w:p>
       <w:pPr>
@@ -1438,219 +1864,1107 @@
         <w:bidi w:val="0"/>
         <w:rPr>
           <w:rFonts w:hint="eastAsia"/>
+        </w:rPr>
+      </w:pPr>
+      <w:r>
+        <w:rPr>
+          <w:rFonts w:hint="eastAsia"/>
+        </w:rPr>
+        <w:t>CUDA中的UM机制与GDR实现</w:t>
+      </w:r>
+    </w:p>
+    <w:p>
+      <w:pPr>
+        <w:bidi w:val="0"/>
+      </w:pPr>
+      <w:r>
+        <w:rPr>
+          <w:rFonts w:hint="eastAsia"/>
+        </w:rPr>
+        <w:t>CUDA 6.0开始支持Unified Memory，在CUDA 6.0之前，由于CPU和GPU之间的地址空间是各自独立的，需要进行多次的手动分配和频繁地使用cudaMemcpy在CPU和GPU的memory之间来回拷贝内存，当实际数据结构更加复杂时，内存管理也会变得很复杂。采用UM后，可通过一个统一的指针进行内存管理，</w:t>
+      </w:r>
+      <w:r>
+        <w:rPr>
+          <w:rFonts w:hint="eastAsia"/>
+          <w:color w:val="FF0000"/>
+        </w:rPr>
+        <w:t>由系统自动的迁移内存，极大地减少了代码量，</w:t>
+      </w:r>
+      <w:r>
+        <w:rPr>
+          <w:rFonts w:hint="eastAsia"/>
+        </w:rPr>
+        <w:t>在很大程度上减少了程序员的工作量</w:t>
+      </w:r>
+    </w:p>
+    <w:p>
+      <w:pPr>
+        <w:bidi w:val="0"/>
+        <w:rPr>
+          <w:rFonts w:hint="eastAsia"/>
+        </w:rPr>
+      </w:pPr>
+      <w:r>
+        <w:rPr>
+          <w:rFonts w:hint="eastAsia"/>
+        </w:rPr>
+        <w:t>使用UM机制，不能再用cudaMalloc分配GPU memory上的内存，应该使用cudaMallocManaged</w:t>
+      </w:r>
+    </w:p>
+    <w:p>
+      <w:pPr>
+        <w:bidi w:val="0"/>
+      </w:pPr>
+      <w:r>
+        <w:t>cudaMallocManaged ( void** devPtr, size_t size, unsigned int  flags = cudaMemAttachGlobal )</w:t>
+      </w:r>
+    </w:p>
+    <w:p>
+      <w:pPr>
+        <w:pStyle w:val="3"/>
+        <w:bidi w:val="0"/>
+      </w:pPr>
+      <w:r>
+        <w:t>一、UM的例子</w:t>
+      </w:r>
+    </w:p>
+    <w:p>
+      <w:pPr>
+        <w:rPr>
+          <w:rFonts w:ascii="宋体" w:hAnsi="宋体" w:eastAsia="宋体" w:cs="宋体"/>
+          <w:sz w:val="24"/>
+          <w:szCs w:val="24"/>
+        </w:rPr>
+      </w:pPr>
+      <w:r>
+        <w:rPr>
+          <w:rFonts w:ascii="宋体" w:hAnsi="宋体" w:eastAsia="宋体" w:cs="宋体"/>
+          <w:sz w:val="24"/>
+          <w:szCs w:val="24"/>
+        </w:rPr>
+        <w:drawing>
+          <wp:inline distT="0" distB="0" distL="114300" distR="114300">
+            <wp:extent cx="5676900" cy="5086350"/>
+            <wp:effectExtent l="0" t="0" r="0" b="6350"/>
+            <wp:docPr id="19" name="图片 1" descr="IMG_256"/>
+            <wp:cNvGraphicFramePr>
+              <a:graphicFrameLocks xmlns:a="http://schemas.openxmlformats.org/drawingml/2006/main" noChangeAspect="1"/>
+            </wp:cNvGraphicFramePr>
+            <a:graphic xmlns:a="http://schemas.openxmlformats.org/drawingml/2006/main">
+              <a:graphicData uri="http://schemas.openxmlformats.org/drawingml/2006/picture">
+                <pic:pic xmlns:pic="http://schemas.openxmlformats.org/drawingml/2006/picture">
+                  <pic:nvPicPr>
+                    <pic:cNvPr id="19" name="图片 1" descr="IMG_256"/>
+                    <pic:cNvPicPr>
+                      <a:picLocks noChangeAspect="1"/>
+                    </pic:cNvPicPr>
+                  </pic:nvPicPr>
+                  <pic:blipFill>
+                    <a:blip r:embed="rId22"/>
+                    <a:stretch>
+                      <a:fillRect/>
+                    </a:stretch>
+                  </pic:blipFill>
+                  <pic:spPr>
+                    <a:xfrm>
+                      <a:off x="0" y="0"/>
+                      <a:ext cx="5676900" cy="5086350"/>
+                    </a:xfrm>
+                    <a:prstGeom prst="rect">
+                      <a:avLst/>
+                    </a:prstGeom>
+                    <a:noFill/>
+                    <a:ln w="9525">
+                      <a:noFill/>
+                    </a:ln>
+                  </pic:spPr>
+                </pic:pic>
+              </a:graphicData>
+            </a:graphic>
+          </wp:inline>
+        </w:drawing>
+      </w:r>
+    </w:p>
+    <w:p>
+      <w:pPr>
+        <w:rPr>
+          <w:rFonts w:ascii="宋体" w:hAnsi="宋体" w:eastAsia="宋体" w:cs="宋体"/>
+          <w:sz w:val="24"/>
+          <w:szCs w:val="24"/>
+        </w:rPr>
+      </w:pPr>
+    </w:p>
+    <w:p>
+      <w:pPr>
+        <w:rPr>
+          <w:rFonts w:ascii="宋体" w:hAnsi="宋体" w:eastAsia="宋体" w:cs="宋体"/>
+          <w:sz w:val="24"/>
+          <w:szCs w:val="24"/>
+        </w:rPr>
+      </w:pPr>
+      <w:r>
+        <w:rPr>
+          <w:rFonts w:ascii="宋体" w:hAnsi="宋体" w:eastAsia="宋体" w:cs="宋体"/>
+          <w:sz w:val="24"/>
+          <w:szCs w:val="24"/>
+        </w:rPr>
+        <w:drawing>
+          <wp:inline distT="0" distB="0" distL="114300" distR="114300">
+            <wp:extent cx="2238375" cy="2209800"/>
+            <wp:effectExtent l="0" t="0" r="9525" b="0"/>
+            <wp:docPr id="20" name="图片 2" descr="IMG_256"/>
+            <wp:cNvGraphicFramePr>
+              <a:graphicFrameLocks xmlns:a="http://schemas.openxmlformats.org/drawingml/2006/main" noChangeAspect="1"/>
+            </wp:cNvGraphicFramePr>
+            <a:graphic xmlns:a="http://schemas.openxmlformats.org/drawingml/2006/main">
+              <a:graphicData uri="http://schemas.openxmlformats.org/drawingml/2006/picture">
+                <pic:pic xmlns:pic="http://schemas.openxmlformats.org/drawingml/2006/picture">
+                  <pic:nvPicPr>
+                    <pic:cNvPr id="20" name="图片 2" descr="IMG_256"/>
+                    <pic:cNvPicPr>
+                      <a:picLocks noChangeAspect="1"/>
+                    </pic:cNvPicPr>
+                  </pic:nvPicPr>
+                  <pic:blipFill>
+                    <a:blip r:embed="rId23"/>
+                    <a:stretch>
+                      <a:fillRect/>
+                    </a:stretch>
+                  </pic:blipFill>
+                  <pic:spPr>
+                    <a:xfrm>
+                      <a:off x="0" y="0"/>
+                      <a:ext cx="2238375" cy="2209800"/>
+                    </a:xfrm>
+                    <a:prstGeom prst="rect">
+                      <a:avLst/>
+                    </a:prstGeom>
+                    <a:noFill/>
+                    <a:ln w="9525">
+                      <a:noFill/>
+                    </a:ln>
+                  </pic:spPr>
+                </pic:pic>
+              </a:graphicData>
+            </a:graphic>
+          </wp:inline>
+        </w:drawing>
+      </w:r>
+    </w:p>
+    <w:p>
+      <w:pPr>
+        <w:pStyle w:val="14"/>
+        <w:keepNext w:val="0"/>
+        <w:keepLines w:val="0"/>
+        <w:widowControl/>
+        <w:suppressLineNumbers w:val="0"/>
+        <w:spacing w:before="294" w:beforeAutospacing="0" w:after="294" w:afterAutospacing="0"/>
+        <w:ind w:left="0" w:right="0"/>
+      </w:pPr>
+      <w:r>
+        <w:t>如上图程序示例图和运行结果图所示：在CPU端可以直接访问GPU内存中的ret[i]的值</w:t>
+      </w:r>
+    </w:p>
+    <w:p>
+      <w:pPr>
+        <w:pStyle w:val="14"/>
+        <w:keepNext w:val="0"/>
+        <w:keepLines w:val="0"/>
+        <w:widowControl/>
+        <w:suppressLineNumbers w:val="0"/>
+        <w:spacing w:before="294" w:beforeAutospacing="0" w:after="294" w:afterAutospacing="0"/>
+        <w:ind w:left="0" w:right="0"/>
+      </w:pPr>
+      <w:r>
+        <w:t>直接使用cudaMallocManaged分配GPU内存，指针ret指向GPU的内存，在CPU端同样可以直接访问ret指针。</w:t>
+      </w:r>
+    </w:p>
+    <w:p>
+      <w:pPr>
+        <w:pStyle w:val="14"/>
+        <w:keepNext w:val="0"/>
+        <w:keepLines w:val="0"/>
+        <w:widowControl/>
+        <w:suppressLineNumbers w:val="0"/>
+        <w:spacing w:before="294" w:beforeAutospacing="0" w:after="294" w:afterAutospacing="0"/>
+        <w:ind w:left="0" w:right="0"/>
+      </w:pPr>
+      <w:r>
+        <w:t>需要注意的是，UM不会消除CPU Memory和GPU Memory之间的拷贝，这部分copy工作交给CUDA执行，程序员不感知CPU Memory和GPU memory之间的数据拷贝，但copy依然是存在的。</w:t>
+      </w:r>
+    </w:p>
+    <w:p>
+      <w:pPr>
+        <w:pStyle w:val="3"/>
+        <w:bidi w:val="0"/>
+      </w:pPr>
+      <w:r>
+        <w:rPr>
+          <w:rFonts w:hint="eastAsia"/>
+        </w:rPr>
+        <w:t>二、Unified Memory page_migration机制</w:t>
+      </w:r>
+    </w:p>
+    <w:p>
+      <w:pPr>
+        <w:bidi w:val="0"/>
+        <w:rPr>
+          <w:rFonts w:hint="eastAsia"/>
+        </w:rPr>
+      </w:pPr>
+      <w:r>
+        <w:rPr>
+          <w:rFonts w:hint="eastAsia"/>
+        </w:rPr>
+        <w:t>GPU和CPU一样，有自己的页表和TLB，当CPU或GPU采用UM机制访问一块内存时，均可能发生page falut，从而导致memory在CPU和GPU之间来回拷贝。</w:t>
+      </w:r>
+    </w:p>
+    <w:p>
+      <w:pPr>
+        <w:pStyle w:val="14"/>
+        <w:keepNext w:val="0"/>
+        <w:keepLines w:val="0"/>
+        <w:widowControl/>
+        <w:suppressLineNumbers w:val="0"/>
+        <w:ind w:left="0" w:right="0"/>
+      </w:pPr>
+      <w:r>
+        <w:rPr>
+          <w:rFonts w:ascii="宋体" w:hAnsi="宋体" w:eastAsia="宋体" w:cs="宋体"/>
+          <w:sz w:val="24"/>
+          <w:szCs w:val="24"/>
+        </w:rPr>
+        <w:drawing>
+          <wp:inline distT="0" distB="0" distL="114300" distR="114300">
+            <wp:extent cx="4486275" cy="2162175"/>
+            <wp:effectExtent l="0" t="0" r="9525" b="9525"/>
+            <wp:docPr id="21" name="图片 3" descr="IMG_256"/>
+            <wp:cNvGraphicFramePr>
+              <a:graphicFrameLocks xmlns:a="http://schemas.openxmlformats.org/drawingml/2006/main" noChangeAspect="1"/>
+            </wp:cNvGraphicFramePr>
+            <a:graphic xmlns:a="http://schemas.openxmlformats.org/drawingml/2006/main">
+              <a:graphicData uri="http://schemas.openxmlformats.org/drawingml/2006/picture">
+                <pic:pic xmlns:pic="http://schemas.openxmlformats.org/drawingml/2006/picture">
+                  <pic:nvPicPr>
+                    <pic:cNvPr id="21" name="图片 3" descr="IMG_256"/>
+                    <pic:cNvPicPr>
+                      <a:picLocks noChangeAspect="1"/>
+                    </pic:cNvPicPr>
+                  </pic:nvPicPr>
+                  <pic:blipFill>
+                    <a:blip r:embed="rId24"/>
+                    <a:stretch>
+                      <a:fillRect/>
+                    </a:stretch>
+                  </pic:blipFill>
+                  <pic:spPr>
+                    <a:xfrm>
+                      <a:off x="0" y="0"/>
+                      <a:ext cx="4486275" cy="2162175"/>
+                    </a:xfrm>
+                    <a:prstGeom prst="rect">
+                      <a:avLst/>
+                    </a:prstGeom>
+                    <a:noFill/>
+                    <a:ln w="9525">
+                      <a:noFill/>
+                    </a:ln>
+                  </pic:spPr>
+                </pic:pic>
+              </a:graphicData>
+            </a:graphic>
+          </wp:inline>
+        </w:drawing>
+      </w:r>
+    </w:p>
+    <w:p>
+      <w:pPr>
+        <w:bidi w:val="0"/>
+      </w:pPr>
+      <w:r>
+        <w:rPr>
+          <w:rFonts w:hint="eastAsia"/>
+        </w:rPr>
+        <w:t>上图是一个使用UM机制的例子，我们来看一下具体流程：</w:t>
+      </w:r>
+    </w:p>
+    <w:p>
+      <w:pPr>
+        <w:bidi w:val="0"/>
+        <w:rPr>
+          <w:rFonts w:hint="eastAsia"/>
+        </w:rPr>
+      </w:pPr>
+      <w:r>
+        <w:rPr>
+          <w:rFonts w:hint="eastAsia"/>
+        </w:rPr>
+        <w:t>1 首先使用cudaMallocManaged分配GPU内存 ；</w:t>
+      </w:r>
+    </w:p>
+    <w:p>
+      <w:pPr>
+        <w:bidi w:val="0"/>
+        <w:rPr>
+          <w:rFonts w:hint="eastAsia"/>
+        </w:rPr>
+      </w:pPr>
+      <w:r>
+        <w:rPr>
+          <w:rFonts w:hint="eastAsia"/>
+        </w:rPr>
+        <w:t>2 在fill_data中，CPU会写这块内存，此时CPU触发page fault流程，GPU memory中的内容通过PCIE migrate到GPU中，同时为了数据保证一致性，CUDA会invalidateGPU中对应的页表项 ，这样下一次GPU访问的时候就会触发GPU端的页表项；</w:t>
+      </w:r>
+    </w:p>
+    <w:p>
+      <w:pPr>
+        <w:bidi w:val="0"/>
+        <w:rPr>
+          <w:rFonts w:hint="eastAsia"/>
+        </w:rPr>
+      </w:pPr>
+      <w:r>
+        <w:rPr>
+          <w:rFonts w:hint="eastAsia"/>
+        </w:rPr>
+        <w:t>３ qsort&lt;&lt;&lt;...&gt;&gt;&gt;中，GPU端执行kernel函数，由于之前GPU的页表已经无效了，此时触发GPU端的page falut，数据通过PCIE从CPU migrate至GPU中。然后CPU短的页表项被invalidate；</w:t>
+      </w:r>
+    </w:p>
+    <w:p>
+      <w:pPr>
+        <w:bidi w:val="0"/>
+        <w:rPr>
+          <w:rFonts w:hint="eastAsia"/>
+        </w:rPr>
+      </w:pPr>
+      <w:r>
+        <w:rPr>
+          <w:rFonts w:hint="eastAsia"/>
+        </w:rPr>
+        <w:t>4 use_data中，CPU处理数据，由于CPU的页表项已经在上一步被invalidate了，于是CPU端触发page falut, 数据再从CPUmigrate至GPU。</w:t>
+      </w:r>
+    </w:p>
+    <w:p>
+      <w:pPr>
+        <w:bidi w:val="0"/>
+      </w:pPr>
+      <w:r>
+        <w:t>由此我们可以看到，其实UM机制中，数据就是来回在CPU和GPU的memory中来回migrate，只是程序员在上层并不感知。</w:t>
+      </w:r>
+    </w:p>
+    <w:p>
+      <w:pPr>
+        <w:pStyle w:val="3"/>
+        <w:bidi w:val="0"/>
+      </w:pPr>
+      <w:r>
+        <w:rPr>
+          <w:rFonts w:hint="eastAsia"/>
+        </w:rPr>
+        <w:t>三、GDR(GPU Direct RDMA)实现</w:t>
+      </w:r>
+    </w:p>
+    <w:p>
+      <w:pPr>
+        <w:bidi w:val="0"/>
+        <w:rPr>
+          <w:rFonts w:hint="eastAsia"/>
+        </w:rPr>
+      </w:pPr>
+      <w:r>
+        <w:rPr>
+          <w:rFonts w:hint="eastAsia"/>
+        </w:rPr>
+        <w:t>GDR，即GPU direct RDMA，可以在GPU中直接分配memory，然后在GPU和device上进行数据传输。 Device可以是NIC，storage adapters，video acquisition devices这些PCIE设备。</w:t>
+      </w:r>
+    </w:p>
+    <w:p>
+      <w:pPr>
+        <w:keepNext w:val="0"/>
+        <w:keepLines w:val="0"/>
+        <w:widowControl/>
+        <w:suppressLineNumbers w:val="0"/>
+        <w:jc w:val="left"/>
+      </w:pPr>
+      <w:r>
+        <w:rPr>
+          <w:rFonts w:ascii="宋体" w:hAnsi="宋体" w:eastAsia="宋体" w:cs="宋体"/>
+          <w:kern w:val="0"/>
+          <w:sz w:val="24"/>
+          <w:szCs w:val="24"/>
+          <w:lang w:val="en-US" w:eastAsia="zh-CN" w:bidi="ar"/>
+        </w:rPr>
+        <w:drawing>
+          <wp:inline distT="0" distB="0" distL="114300" distR="114300">
+            <wp:extent cx="6456680" cy="4601845"/>
+            <wp:effectExtent l="0" t="0" r="7620" b="8255"/>
+            <wp:docPr id="22" name="图片 4" descr="IMG_256"/>
+            <wp:cNvGraphicFramePr>
+              <a:graphicFrameLocks xmlns:a="http://schemas.openxmlformats.org/drawingml/2006/main" noChangeAspect="1"/>
+            </wp:cNvGraphicFramePr>
+            <a:graphic xmlns:a="http://schemas.openxmlformats.org/drawingml/2006/main">
+              <a:graphicData uri="http://schemas.openxmlformats.org/drawingml/2006/picture">
+                <pic:pic xmlns:pic="http://schemas.openxmlformats.org/drawingml/2006/picture">
+                  <pic:nvPicPr>
+                    <pic:cNvPr id="22" name="图片 4" descr="IMG_256"/>
+                    <pic:cNvPicPr>
+                      <a:picLocks noChangeAspect="1"/>
+                    </pic:cNvPicPr>
+                  </pic:nvPicPr>
+                  <pic:blipFill>
+                    <a:blip r:embed="rId25"/>
+                    <a:stretch>
+                      <a:fillRect/>
+                    </a:stretch>
+                  </pic:blipFill>
+                  <pic:spPr>
+                    <a:xfrm>
+                      <a:off x="0" y="0"/>
+                      <a:ext cx="6456680" cy="4601845"/>
+                    </a:xfrm>
+                    <a:prstGeom prst="rect">
+                      <a:avLst/>
+                    </a:prstGeom>
+                    <a:noFill/>
+                    <a:ln w="9525">
+                      <a:noFill/>
+                    </a:ln>
+                  </pic:spPr>
+                </pic:pic>
+              </a:graphicData>
+            </a:graphic>
+          </wp:inline>
+        </w:drawing>
+      </w:r>
+    </w:p>
+    <w:p>
+      <w:pPr>
+        <w:bidi w:val="0"/>
+        <w:rPr>
+          <w:rFonts w:hint="eastAsia"/>
+        </w:rPr>
+      </w:pPr>
+      <w:r>
+        <w:rPr>
+          <w:rFonts w:hint="eastAsia"/>
+        </w:rPr>
+        <w:t>想要使用GDR功能，device和GPU需要在同一个RC下。</w:t>
+      </w:r>
+    </w:p>
+    <w:p>
+      <w:pPr>
+        <w:bidi w:val="0"/>
+        <w:rPr>
+          <w:rFonts w:hint="eastAsia"/>
+        </w:rPr>
+      </w:pPr>
+      <w:r>
+        <w:rPr>
+          <w:rFonts w:hint="eastAsia"/>
+        </w:rPr>
+        <w:t>（一）GDR Example</w:t>
+      </w:r>
+    </w:p>
+    <w:p>
+      <w:pPr>
+        <w:keepNext w:val="0"/>
+        <w:keepLines w:val="0"/>
+        <w:widowControl/>
+        <w:suppressLineNumbers w:val="0"/>
+        <w:jc w:val="left"/>
+        <w:rPr>
+          <w:rFonts w:ascii="宋体" w:hAnsi="宋体" w:eastAsia="宋体" w:cs="宋体"/>
+          <w:kern w:val="0"/>
+          <w:sz w:val="24"/>
+          <w:szCs w:val="24"/>
+          <w:lang w:val="en-US" w:eastAsia="zh-CN" w:bidi="ar"/>
+        </w:rPr>
+      </w:pPr>
+      <w:r>
+        <w:rPr>
+          <w:rFonts w:ascii="宋体" w:hAnsi="宋体" w:eastAsia="宋体" w:cs="宋体"/>
+          <w:kern w:val="0"/>
+          <w:sz w:val="24"/>
+          <w:szCs w:val="24"/>
+          <w:lang w:val="en-US" w:eastAsia="zh-CN" w:bidi="ar"/>
+        </w:rPr>
+        <w:drawing>
+          <wp:inline distT="0" distB="0" distL="114300" distR="114300">
+            <wp:extent cx="5862955" cy="2771775"/>
+            <wp:effectExtent l="0" t="0" r="4445" b="9525"/>
+            <wp:docPr id="23" name="图片 5" descr="IMG_257"/>
+            <wp:cNvGraphicFramePr>
+              <a:graphicFrameLocks xmlns:a="http://schemas.openxmlformats.org/drawingml/2006/main" noChangeAspect="1"/>
+            </wp:cNvGraphicFramePr>
+            <a:graphic xmlns:a="http://schemas.openxmlformats.org/drawingml/2006/main">
+              <a:graphicData uri="http://schemas.openxmlformats.org/drawingml/2006/picture">
+                <pic:pic xmlns:pic="http://schemas.openxmlformats.org/drawingml/2006/picture">
+                  <pic:nvPicPr>
+                    <pic:cNvPr id="23" name="图片 5" descr="IMG_257"/>
+                    <pic:cNvPicPr>
+                      <a:picLocks noChangeAspect="1"/>
+                    </pic:cNvPicPr>
+                  </pic:nvPicPr>
+                  <pic:blipFill>
+                    <a:blip r:embed="rId26"/>
+                    <a:stretch>
+                      <a:fillRect/>
+                    </a:stretch>
+                  </pic:blipFill>
+                  <pic:spPr>
+                    <a:xfrm>
+                      <a:off x="0" y="0"/>
+                      <a:ext cx="5862955" cy="2771775"/>
+                    </a:xfrm>
+                    <a:prstGeom prst="rect">
+                      <a:avLst/>
+                    </a:prstGeom>
+                    <a:noFill/>
+                    <a:ln w="9525">
+                      <a:noFill/>
+                    </a:ln>
+                  </pic:spPr>
+                </pic:pic>
+              </a:graphicData>
+            </a:graphic>
+          </wp:inline>
+        </w:drawing>
+      </w:r>
+    </w:p>
+    <w:p>
+      <w:pPr>
+        <w:keepNext w:val="0"/>
+        <w:keepLines w:val="0"/>
+        <w:widowControl/>
+        <w:suppressLineNumbers w:val="0"/>
+        <w:jc w:val="left"/>
+      </w:pPr>
+      <w:r>
+        <w:drawing>
+          <wp:inline distT="0" distB="0" distL="114300" distR="114300">
+            <wp:extent cx="5273675" cy="1682750"/>
+            <wp:effectExtent l="0" t="0" r="9525" b="6350"/>
+            <wp:docPr id="24" name="图片 6"/>
+            <wp:cNvGraphicFramePr>
+              <a:graphicFrameLocks xmlns:a="http://schemas.openxmlformats.org/drawingml/2006/main" noChangeAspect="1"/>
+            </wp:cNvGraphicFramePr>
+            <a:graphic xmlns:a="http://schemas.openxmlformats.org/drawingml/2006/main">
+              <a:graphicData uri="http://schemas.openxmlformats.org/drawingml/2006/picture">
+                <pic:pic xmlns:pic="http://schemas.openxmlformats.org/drawingml/2006/picture">
+                  <pic:nvPicPr>
+                    <pic:cNvPr id="24" name="图片 6"/>
+                    <pic:cNvPicPr>
+                      <a:picLocks noChangeAspect="1"/>
+                    </pic:cNvPicPr>
+                  </pic:nvPicPr>
+                  <pic:blipFill>
+                    <a:blip r:embed="rId27"/>
+                    <a:stretch>
+                      <a:fillRect/>
+                    </a:stretch>
+                  </pic:blipFill>
+                  <pic:spPr>
+                    <a:xfrm>
+                      <a:off x="0" y="0"/>
+                      <a:ext cx="5273675" cy="1682750"/>
+                    </a:xfrm>
+                    <a:prstGeom prst="rect">
+                      <a:avLst/>
+                    </a:prstGeom>
+                    <a:noFill/>
+                    <a:ln>
+                      <a:noFill/>
+                    </a:ln>
+                  </pic:spPr>
+                </pic:pic>
+              </a:graphicData>
+            </a:graphic>
+          </wp:inline>
+        </w:drawing>
+      </w:r>
+    </w:p>
+    <w:p>
+      <w:pPr>
+        <w:keepNext w:val="0"/>
+        <w:keepLines w:val="0"/>
+        <w:widowControl/>
+        <w:suppressLineNumbers w:val="0"/>
+        <w:jc w:val="left"/>
+      </w:pPr>
+    </w:p>
+    <w:p>
+      <w:pPr>
+        <w:bidi w:val="0"/>
+      </w:pPr>
+      <w:r>
+        <w:rPr>
+          <w:rFonts w:hint="eastAsia"/>
+        </w:rPr>
+        <w:t>从上面的程序例子可以看到，其实GDR和传统的RDMA程序几乎没有什么不同，最主要的不同就在于，传统的RDMA程序采用malloc分配CPU memory上面的内存，而GDR程序中采用cudaMalloc分配位于GPU memory上面的内存。</w:t>
+      </w:r>
+    </w:p>
+    <w:p>
+      <w:pPr>
+        <w:bidi w:val="0"/>
+        <w:rPr>
+          <w:rFonts w:hint="eastAsia"/>
+        </w:rPr>
+      </w:pPr>
+      <w:r>
+        <w:rPr>
+          <w:rFonts w:hint="eastAsia"/>
+        </w:rPr>
+        <w:t>（二）GDR的使用</w:t>
+      </w:r>
+    </w:p>
+    <w:p>
+      <w:pPr>
+        <w:bidi w:val="0"/>
+        <w:rPr>
+          <w:rFonts w:hint="eastAsia"/>
+          <w:color w:val="FF0000"/>
+        </w:rPr>
+      </w:pPr>
+      <w:r>
+        <w:rPr>
+          <w:rFonts w:hint="eastAsia"/>
+        </w:rPr>
+        <w:t>使能GDR功能需要插入nv_peer_mem内核模块： insmod nv_peer_mem 插入nv_peer_mem内核模块后，</w:t>
+      </w:r>
+      <w:r>
+        <w:rPr>
+          <w:rFonts w:hint="eastAsia"/>
+          <w:color w:val="FF0000"/>
+        </w:rPr>
+        <w:t>调用ibv_reg_mr后将会在GPU memory中注册内存而不是在CPU DDR中注册memory。</w:t>
+      </w:r>
+    </w:p>
+    <w:p>
+      <w:pPr>
+        <w:bidi w:val="0"/>
+        <w:rPr>
+          <w:rFonts w:hint="eastAsia"/>
+        </w:rPr>
+      </w:pPr>
+      <w:r>
+        <w:rPr>
+          <w:rFonts w:hint="eastAsia"/>
+        </w:rPr>
+        <w:t>（三）GDR的实现</w:t>
+      </w:r>
+    </w:p>
+    <w:p>
+      <w:pPr>
+        <w:bidi w:val="0"/>
+        <w:rPr>
+          <w:rFonts w:hint="eastAsia"/>
+        </w:rPr>
+      </w:pPr>
+      <w:r>
+        <w:rPr>
+          <w:rFonts w:hint="eastAsia"/>
+          <w:lang w:val="en-US" w:eastAsia="zh-CN"/>
+        </w:rPr>
+        <w:t>I</w:t>
+      </w:r>
+      <w:r>
+        <w:rPr>
+          <w:rFonts w:hint="eastAsia"/>
+        </w:rPr>
+        <w:t>B提供了一种叫做peer_memory_client的机制，第三方设备在自己的_init函数中调用ib_register_peer_memory_client在ib_core中注册了一个peer_memory_client。</w:t>
+      </w:r>
+    </w:p>
+    <w:p>
+      <w:pPr>
+        <w:keepNext w:val="0"/>
+        <w:keepLines w:val="0"/>
+        <w:widowControl/>
+        <w:suppressLineNumbers w:val="0"/>
+        <w:jc w:val="left"/>
+        <w:rPr>
+          <w:lang w:val="en-US" w:eastAsia="zh-CN"/>
+        </w:rPr>
+      </w:pPr>
+    </w:p>
+    <w:p>
+      <w:pPr>
+        <w:bidi w:val="0"/>
+        <w:rPr>
+          <w:rFonts w:ascii="宋体" w:hAnsi="宋体" w:eastAsia="宋体" w:cs="宋体"/>
+          <w:sz w:val="24"/>
+          <w:szCs w:val="24"/>
+        </w:rPr>
+      </w:pPr>
+      <w:r>
+        <w:rPr>
+          <w:rFonts w:ascii="宋体" w:hAnsi="宋体" w:eastAsia="宋体" w:cs="宋体"/>
+          <w:sz w:val="24"/>
+          <w:szCs w:val="24"/>
+        </w:rPr>
+        <w:drawing>
+          <wp:inline distT="0" distB="0" distL="114300" distR="114300">
+            <wp:extent cx="4488815" cy="4819650"/>
+            <wp:effectExtent l="0" t="0" r="6985" b="6350"/>
+            <wp:docPr id="25" name="图片 7" descr="IMG_256"/>
+            <wp:cNvGraphicFramePr>
+              <a:graphicFrameLocks xmlns:a="http://schemas.openxmlformats.org/drawingml/2006/main" noChangeAspect="1"/>
+            </wp:cNvGraphicFramePr>
+            <a:graphic xmlns:a="http://schemas.openxmlformats.org/drawingml/2006/main">
+              <a:graphicData uri="http://schemas.openxmlformats.org/drawingml/2006/picture">
+                <pic:pic xmlns:pic="http://schemas.openxmlformats.org/drawingml/2006/picture">
+                  <pic:nvPicPr>
+                    <pic:cNvPr id="25" name="图片 7" descr="IMG_256"/>
+                    <pic:cNvPicPr>
+                      <a:picLocks noChangeAspect="1"/>
+                    </pic:cNvPicPr>
+                  </pic:nvPicPr>
+                  <pic:blipFill>
+                    <a:blip r:embed="rId28"/>
+                    <a:stretch>
+                      <a:fillRect/>
+                    </a:stretch>
+                  </pic:blipFill>
+                  <pic:spPr>
+                    <a:xfrm>
+                      <a:off x="0" y="0"/>
+                      <a:ext cx="4488815" cy="4819650"/>
+                    </a:xfrm>
+                    <a:prstGeom prst="rect">
+                      <a:avLst/>
+                    </a:prstGeom>
+                    <a:noFill/>
+                    <a:ln w="9525">
+                      <a:noFill/>
+                    </a:ln>
+                  </pic:spPr>
+                </pic:pic>
+              </a:graphicData>
+            </a:graphic>
+          </wp:inline>
+        </w:drawing>
+      </w:r>
+    </w:p>
+    <w:p>
+      <w:pPr>
+        <w:bidi w:val="0"/>
+      </w:pPr>
+      <w:r>
+        <w:rPr>
+          <w:rFonts w:hint="eastAsia"/>
+        </w:rPr>
+        <w:t>insmod nv_peer_mem.ko时会执行nv_mem_client_init函数，其中就调用了ib_register_peer_memory_client向ib_core注册了一个peer_memory_client 。</w:t>
+      </w:r>
+    </w:p>
+    <w:p>
+      <w:pPr>
+        <w:bidi w:val="0"/>
+        <w:rPr>
+          <w:rFonts w:hint="eastAsia"/>
+        </w:rPr>
+      </w:pPr>
+      <w:r>
+        <w:rPr>
+          <w:rFonts w:hint="eastAsia"/>
+        </w:rPr>
+        <w:t>peer_memory.h中定义了各种接口，使得注册为peer_memory_client的第三方device能够实现自己的get_pages，map等相关的接口。peer_memory_client的实现如下：</w:t>
+      </w:r>
+    </w:p>
+    <w:p>
+      <w:pPr>
+        <w:bidi w:val="0"/>
+        <w:rPr>
+          <w:rFonts w:ascii="宋体" w:hAnsi="宋体" w:eastAsia="宋体" w:cs="宋体"/>
+          <w:sz w:val="24"/>
+          <w:szCs w:val="24"/>
+        </w:rPr>
+      </w:pPr>
+      <w:r>
+        <w:rPr>
+          <w:rFonts w:ascii="宋体" w:hAnsi="宋体" w:eastAsia="宋体" w:cs="宋体"/>
+          <w:sz w:val="24"/>
+          <w:szCs w:val="24"/>
+        </w:rPr>
+        <w:drawing>
+          <wp:inline distT="0" distB="0" distL="114300" distR="114300">
+            <wp:extent cx="5159375" cy="3895725"/>
+            <wp:effectExtent l="0" t="0" r="9525" b="3175"/>
+            <wp:docPr id="26" name="图片 8" descr="IMG_256"/>
+            <wp:cNvGraphicFramePr>
+              <a:graphicFrameLocks xmlns:a="http://schemas.openxmlformats.org/drawingml/2006/main" noChangeAspect="1"/>
+            </wp:cNvGraphicFramePr>
+            <a:graphic xmlns:a="http://schemas.openxmlformats.org/drawingml/2006/main">
+              <a:graphicData uri="http://schemas.openxmlformats.org/drawingml/2006/picture">
+                <pic:pic xmlns:pic="http://schemas.openxmlformats.org/drawingml/2006/picture">
+                  <pic:nvPicPr>
+                    <pic:cNvPr id="26" name="图片 8" descr="IMG_256"/>
+                    <pic:cNvPicPr>
+                      <a:picLocks noChangeAspect="1"/>
+                    </pic:cNvPicPr>
+                  </pic:nvPicPr>
+                  <pic:blipFill>
+                    <a:blip r:embed="rId29"/>
+                    <a:stretch>
+                      <a:fillRect/>
+                    </a:stretch>
+                  </pic:blipFill>
+                  <pic:spPr>
+                    <a:xfrm>
+                      <a:off x="0" y="0"/>
+                      <a:ext cx="5159375" cy="3895725"/>
+                    </a:xfrm>
+                    <a:prstGeom prst="rect">
+                      <a:avLst/>
+                    </a:prstGeom>
+                    <a:noFill/>
+                    <a:ln w="9525">
+                      <a:noFill/>
+                    </a:ln>
+                  </pic:spPr>
+                </pic:pic>
+              </a:graphicData>
+            </a:graphic>
+          </wp:inline>
+        </w:drawing>
+      </w:r>
+    </w:p>
+    <w:p>
+      <w:pPr>
+        <w:bidi w:val="0"/>
+        <w:rPr>
+          <w:rFonts w:ascii="宋体" w:hAnsi="宋体" w:eastAsia="宋体" w:cs="宋体"/>
+          <w:sz w:val="24"/>
+          <w:szCs w:val="24"/>
+        </w:rPr>
+      </w:pPr>
+    </w:p>
+    <w:p>
+      <w:pPr>
+        <w:bidi w:val="0"/>
+      </w:pPr>
+      <w:r>
+        <w:rPr>
+          <w:rFonts w:hint="eastAsia"/>
+        </w:rPr>
+        <w:t>peer_memory_client在peer_mem.h定义，位于mlnx-ofed-kernel-4.7\include\rdma</w:t>
+      </w:r>
+    </w:p>
+    <w:p>
+      <w:pPr>
+        <w:bidi w:val="0"/>
+        <w:rPr>
+          <w:rFonts w:hint="eastAsia"/>
+        </w:rPr>
+      </w:pPr>
+      <w:r>
+        <w:rPr>
+          <w:rFonts w:hint="eastAsia"/>
+        </w:rPr>
+        <w:t>每个第三方设备都可以实现自己的peer_memory_client，然后调用ib_register_peer_memory_client往ib_core里面注册为一个peer_memory_client。 每个peer_memory_client都是链表peer_memory_list中的一个元素。 这样任何实现了peer_memory_client接口的设备都可以实现Direct RDMA的功能。</w:t>
+      </w:r>
+    </w:p>
+    <w:p>
+      <w:pPr>
+        <w:bidi w:val="0"/>
+        <w:rPr>
+          <w:rFonts w:ascii="宋体" w:hAnsi="宋体" w:eastAsia="宋体" w:cs="宋体"/>
+          <w:sz w:val="24"/>
+          <w:szCs w:val="24"/>
+        </w:rPr>
+      </w:pPr>
+      <w:r>
+        <w:rPr>
+          <w:rFonts w:ascii="宋体" w:hAnsi="宋体" w:eastAsia="宋体" w:cs="宋体"/>
+          <w:sz w:val="24"/>
+          <w:szCs w:val="24"/>
+        </w:rPr>
+        <w:drawing>
+          <wp:inline distT="0" distB="0" distL="114300" distR="114300">
+            <wp:extent cx="5122545" cy="5410200"/>
+            <wp:effectExtent l="0" t="0" r="8255" b="0"/>
+            <wp:docPr id="27" name="图片 9" descr="IMG_256"/>
+            <wp:cNvGraphicFramePr>
+              <a:graphicFrameLocks xmlns:a="http://schemas.openxmlformats.org/drawingml/2006/main" noChangeAspect="1"/>
+            </wp:cNvGraphicFramePr>
+            <a:graphic xmlns:a="http://schemas.openxmlformats.org/drawingml/2006/main">
+              <a:graphicData uri="http://schemas.openxmlformats.org/drawingml/2006/picture">
+                <pic:pic xmlns:pic="http://schemas.openxmlformats.org/drawingml/2006/picture">
+                  <pic:nvPicPr>
+                    <pic:cNvPr id="27" name="图片 9" descr="IMG_256"/>
+                    <pic:cNvPicPr>
+                      <a:picLocks noChangeAspect="1"/>
+                    </pic:cNvPicPr>
+                  </pic:nvPicPr>
+                  <pic:blipFill>
+                    <a:blip r:embed="rId30"/>
+                    <a:stretch>
+                      <a:fillRect/>
+                    </a:stretch>
+                  </pic:blipFill>
+                  <pic:spPr>
+                    <a:xfrm>
+                      <a:off x="0" y="0"/>
+                      <a:ext cx="5122545" cy="5410200"/>
+                    </a:xfrm>
+                    <a:prstGeom prst="rect">
+                      <a:avLst/>
+                    </a:prstGeom>
+                    <a:noFill/>
+                    <a:ln w="9525">
+                      <a:noFill/>
+                    </a:ln>
+                  </pic:spPr>
+                </pic:pic>
+              </a:graphicData>
+            </a:graphic>
+          </wp:inline>
+        </w:drawing>
+      </w:r>
+    </w:p>
+    <w:p>
+      <w:pPr>
+        <w:bidi w:val="0"/>
+      </w:pPr>
+      <w:r>
+        <w:t>ibv_reg_mr的流程如上，最终会调用到ib_client_umem_get函数，其中就会调用到peer_memory_client自己注册的acquire，get_pages，dma_map等函数。</w:t>
+      </w:r>
+    </w:p>
+    <w:p>
+      <w:pPr>
+        <w:bidi w:val="0"/>
+      </w:pPr>
+      <w:r>
+        <w:drawing>
+          <wp:inline distT="0" distB="0" distL="114300" distR="114300">
+            <wp:extent cx="5269230" cy="1568450"/>
+            <wp:effectExtent l="0" t="0" r="1270" b="6350"/>
+            <wp:docPr id="28" name="图片 10"/>
+            <wp:cNvGraphicFramePr>
+              <a:graphicFrameLocks xmlns:a="http://schemas.openxmlformats.org/drawingml/2006/main" noChangeAspect="1"/>
+            </wp:cNvGraphicFramePr>
+            <a:graphic xmlns:a="http://schemas.openxmlformats.org/drawingml/2006/main">
+              <a:graphicData uri="http://schemas.openxmlformats.org/drawingml/2006/picture">
+                <pic:pic xmlns:pic="http://schemas.openxmlformats.org/drawingml/2006/picture">
+                  <pic:nvPicPr>
+                    <pic:cNvPr id="28" name="图片 10"/>
+                    <pic:cNvPicPr>
+                      <a:picLocks noChangeAspect="1"/>
+                    </pic:cNvPicPr>
+                  </pic:nvPicPr>
+                  <pic:blipFill>
+                    <a:blip r:embed="rId31"/>
+                    <a:stretch>
+                      <a:fillRect/>
+                    </a:stretch>
+                  </pic:blipFill>
+                  <pic:spPr>
+                    <a:xfrm>
+                      <a:off x="0" y="0"/>
+                      <a:ext cx="5269230" cy="1568450"/>
+                    </a:xfrm>
+                    <a:prstGeom prst="rect">
+                      <a:avLst/>
+                    </a:prstGeom>
+                    <a:noFill/>
+                    <a:ln>
+                      <a:noFill/>
+                    </a:ln>
+                  </pic:spPr>
+                </pic:pic>
+              </a:graphicData>
+            </a:graphic>
+          </wp:inline>
+        </w:drawing>
+      </w:r>
+    </w:p>
+    <w:p>
+      <w:pPr>
+        <w:bidi w:val="0"/>
+      </w:pPr>
+      <w:r>
+        <w:rPr>
+          <w:rFonts w:hint="eastAsia"/>
+        </w:rPr>
+        <w:t>如上图所示，nv_mem_client_ex中注册了自己的acuqire，get_pages，dma_map等函数。当insmod nv_peer_mem.ko时，最终执行的</w:t>
+      </w:r>
+    </w:p>
+    <w:p>
+      <w:pPr>
+        <w:bidi w:val="0"/>
+        <w:rPr>
+          <w:rFonts w:hint="eastAsia"/>
+        </w:rPr>
+      </w:pPr>
+      <w:r>
+        <w:rPr>
+          <w:rFonts w:hint="eastAsia"/>
+        </w:rPr>
+        <w:t>peer_mem-&gt;acquire( )就是nv_mem_acquire，peer_mem-&gt;get_pages( )就是nv_mem_get_pages，peer_mem-&gt;dma_map( )就是 nv_dma_map。</w:t>
+      </w:r>
+    </w:p>
+    <w:p>
+      <w:pPr>
+        <w:tabs>
+          <w:tab w:val="left" w:pos="5977"/>
+        </w:tabs>
+        <w:bidi w:val="0"/>
+      </w:pPr>
+      <w:r>
+        <w:rPr>
+          <w:rFonts w:hint="eastAsia"/>
           <w:lang w:eastAsia="zh-CN"/>
         </w:rPr>
-      </w:pPr>
-      <w:r>
-        <w:rPr>
-          <w:rFonts w:hint="eastAsia"/>
-          <w:lang w:val="en-US" w:eastAsia="zh-CN"/>
-        </w:rPr>
-        <w:t xml:space="preserve"> Spdk GPU Direct Storage</w:t>
-      </w:r>
-    </w:p>
-    <w:p>
-      <w:pPr>
-        <w:bidi w:val="0"/>
-        <w:rPr>
-          <w:rFonts w:hint="default"/>
-        </w:rPr>
-      </w:pPr>
-      <w:r>
-        <w:rPr>
-          <w:rFonts w:hint="default"/>
-        </w:rPr>
-        <w:t>本文来自韩国首尔国立大学以及三星电子的Jonghyun Bae等人。突出强调了深度学习训练中的内存墙问题，设计了一种将训练过程的中间结果下移到NVMe-SSD中的方法，采用这样的方法能够提高BatchSize的大小，提高训练的吞吐率，同时还减少GPU和CPU之间的打扰。</w:t>
-      </w:r>
-    </w:p>
-    <w:p>
-      <w:pPr>
-        <w:bidi w:val="0"/>
-        <w:rPr>
-          <w:rFonts w:hint="default"/>
-        </w:rPr>
-      </w:pPr>
-      <w:r>
-        <w:rPr>
-          <w:rFonts w:hint="default"/>
-        </w:rPr>
-        <w:t>整体介绍</w:t>
-      </w:r>
-    </w:p>
-    <w:p>
-      <w:pPr>
-        <w:bidi w:val="0"/>
-      </w:pPr>
-      <w:r>
-        <w:rPr>
-          <w:rFonts w:hint="default"/>
-        </w:rPr>
-        <w:t>在深度学习训练中，由于GPU显存受限，因此通常不能够加大BatchSize的大小。但是小BatchSize通常不足以充分发挥GPU的性能，从而会造成训练吞吐率的降低。</w:t>
-      </w:r>
-    </w:p>
-    <w:p>
-      <w:pPr>
-        <w:bidi w:val="0"/>
-      </w:pPr>
-      <w:r>
-        <w:rPr>
-          <w:rFonts w:hint="default"/>
-        </w:rPr>
-        <w:t>过去的工作采用的方法通常是将GPU训练的中间结果（比如FeatureMap）下移到HostMemory之中，采用该方法能够实现大的吞吐，但是因为CPU和GPU之间来回传输数据的开销，将会造成吞吐的下降，同时还会存在使用HostMemory的计算任务的互相干扰。</w:t>
-      </w:r>
-    </w:p>
-    <w:p>
-      <w:pPr>
-        <w:bidi w:val="0"/>
-      </w:pPr>
-      <w:r>
-        <w:rPr>
-          <w:rFonts w:hint="default"/>
-        </w:rPr>
-        <w:t>本文将训练的中间结果Offloading到NVMe-SSD上，从而实现了对于大BatchSize的支持，但是由于NVMe-SSD的带宽受限，需要采用精细化调度来优化数据传输，同时使用GPU-direct的策略，直接实现GPU和SSD的数据传输，最大程度地降低对于CPU的打扰。</w:t>
-      </w:r>
-    </w:p>
-    <w:p>
-      <w:pPr>
-        <w:bidi w:val="0"/>
-        <w:rPr>
-          <w:rFonts w:hint="default"/>
-        </w:rPr>
-      </w:pPr>
-      <w:r>
-        <w:rPr>
-          <w:rFonts w:hint="default"/>
-        </w:rPr>
-        <w:t>方法概述</w:t>
-      </w:r>
-    </w:p>
-    <w:p>
-      <w:pPr>
-        <w:bidi w:val="0"/>
-      </w:pPr>
-    </w:p>
-    <w:p>
-      <w:pPr>
-        <w:bidi w:val="0"/>
-      </w:pPr>
-      <w:r>
-        <w:rPr>
-          <w:rFonts w:hint="default"/>
-        </w:rPr>
-        <w:t>内存管理 FlashNeuron通过cudaMemoryAllocate分配得到了一个比较大的连续空间，然后自己在上面完成内存管理。首先是Tensor的释放和分配，为了防止碎片化，本文将常驻内存的tensor分配在低端，将需要来回迁移的tensor放到了高端。其次是采用了压缩技术来减少和SSD交互所需要的通信量，具体来说采用的压缩技术有CSR压缩和半精度训练。</w:t>
-      </w:r>
-    </w:p>
-    <w:p>
-      <w:pPr>
-        <w:bidi w:val="0"/>
-      </w:pPr>
-    </w:p>
-    <w:p>
-      <w:pPr>
-        <w:bidi w:val="0"/>
-      </w:pPr>
-    </w:p>
-    <w:p>
-      <w:pPr>
-        <w:bidi w:val="0"/>
-      </w:pPr>
-      <w:r>
-        <w:rPr>
-          <w:rFonts w:hint="default"/>
-        </w:rPr>
-        <w:t>Offloading策略 Offloading的基本思路是，首先有一个profiling的过程，在该过程中，可以通过建模确定每一个下降的tensor的大小和压缩率。然后在第一阶段，首先逐个下放tensor，直到内存空间足够训练为止，在这个过程中测量下放tensor的过程所需要的时间和整个前向训练所用的时间，比较这样的两个时间，如果发现下放的用时太长了，就尝试从最后一个下放的tensor开始做松弛，然后不断地添加其他的压缩率更高的tensor直到下放tensor的用时要小于训练的用时，这样就可以将下放tensor所用的时间隐藏了。</w:t>
-      </w:r>
-    </w:p>
-    <w:p>
-      <w:pPr>
-        <w:bidi w:val="0"/>
-      </w:pPr>
-    </w:p>
-    <w:p>
-      <w:pPr>
-        <w:bidi w:val="0"/>
-      </w:pPr>
-    </w:p>
-    <w:p>
-      <w:pPr>
-        <w:bidi w:val="0"/>
-        <w:rPr>
-          <w:rFonts w:hint="default"/>
-        </w:rPr>
-      </w:pPr>
-      <w:r>
-        <w:rPr>
-          <w:rFonts w:hint="default"/>
-        </w:rPr>
-        <w:t>直接SSD访问 本文的第三个创新点是使用了一个直接SSD访问的策略，不需要对于CPU产生打扰，主</w:t>
-      </w:r>
-      <w:r>
-        <w:rPr>
-          <w:rFonts w:hint="default"/>
-          <w:color w:val="FF0000"/>
-        </w:rPr>
-        <w:t>要就是使用了两个硬件提供的接口，一个是GDRCopy策略</w:t>
-      </w:r>
-      <w:r>
-        <w:rPr>
-          <w:rFonts w:hint="default"/>
-        </w:rPr>
-        <w:t>（可以实现GPU内存的直接访问），另一个是Intel SPDK能够实现用户态对于block-level的直接访问。写由七个步骤完成：首先发出Request，接下来分配LBA并记录，然后下发请求到队列中，队列将对应请求下发，</w:t>
-      </w:r>
-      <w:r>
-        <w:rPr>
-          <w:rFonts w:hint="default"/>
-          <w:color w:val="FF0000"/>
-        </w:rPr>
-        <w:t>然后使用GDRCopy+SPDK将数据连续写入到NVMe SSD上，</w:t>
-      </w:r>
-      <w:r>
-        <w:rPr>
-          <w:rFonts w:hint="default"/>
-        </w:rPr>
-        <w:t>在写入完成之后更新元数据表。在下一次写的时候，检查元数据表，确认已经更新完成。</w:t>
-      </w:r>
-    </w:p>
-    <w:p>
-      <w:pPr>
-        <w:bidi w:val="0"/>
-        <w:rPr>
-          <w:rFonts w:hint="default"/>
-        </w:rPr>
-      </w:pPr>
-    </w:p>
-    <w:p>
-      <w:pPr>
-        <w:pStyle w:val="3"/>
-        <w:bidi w:val="0"/>
-      </w:pPr>
-      <w:r>
-        <w:rPr>
-          <w:rFonts w:hint="eastAsia"/>
-        </w:rPr>
-        <w:t>Peer-to-Peer Direct Storage Access</w:t>
-      </w:r>
-    </w:p>
-    <w:p>
-      <w:pPr>
-        <w:bidi w:val="0"/>
-        <w:rPr>
-          <w:rFonts w:hint="eastAsia" w:asciiTheme="minorEastAsia" w:hAnsiTheme="minorEastAsia" w:eastAsiaTheme="minorEastAsia" w:cstheme="minorEastAsia"/>
-        </w:rPr>
-      </w:pPr>
-      <w:r>
-        <w:rPr>
-          <w:rFonts w:hint="eastAsia" w:asciiTheme="minorEastAsia" w:hAnsiTheme="minorEastAsia" w:eastAsiaTheme="minorEastAsia" w:cstheme="minorEastAsia"/>
-        </w:rPr>
-        <w:t>P2P-DSA 允许 GPU 和 NVMe SSDs 之间进行直接内存访问，而无需使用主机 DRAM 缓冲区，从而在 SSD 读/写过程中最大限度地减少主机的介入。P2P-DSA 是一个轻量级的层，利用 GDRCopy 和 SPDK 这两项技术，实现张量从 GPU 到 NVMe SSDs 的通信。</w:t>
-      </w:r>
-    </w:p>
-    <w:p>
-      <w:pPr>
-        <w:bidi w:val="0"/>
-        <w:rPr>
-          <w:rFonts w:hint="eastAsia" w:asciiTheme="minorEastAsia" w:hAnsiTheme="minorEastAsia" w:eastAsiaTheme="minorEastAsia" w:cstheme="minorEastAsia"/>
-        </w:rPr>
+        <w:tab/>
+      </w:r>
+      <w:r>
+        <w:drawing>
+          <wp:inline distT="0" distB="0" distL="114300" distR="114300">
+            <wp:extent cx="5273675" cy="1654175"/>
+            <wp:effectExtent l="0" t="0" r="9525" b="9525"/>
+            <wp:docPr id="29" name="图片 11"/>
+            <wp:cNvGraphicFramePr>
+              <a:graphicFrameLocks xmlns:a="http://schemas.openxmlformats.org/drawingml/2006/main" noChangeAspect="1"/>
+            </wp:cNvGraphicFramePr>
+            <a:graphic xmlns:a="http://schemas.openxmlformats.org/drawingml/2006/main">
+              <a:graphicData uri="http://schemas.openxmlformats.org/drawingml/2006/picture">
+                <pic:pic xmlns:pic="http://schemas.openxmlformats.org/drawingml/2006/picture">
+                  <pic:nvPicPr>
+                    <pic:cNvPr id="29" name="图片 11"/>
+                    <pic:cNvPicPr>
+                      <a:picLocks noChangeAspect="1"/>
+                    </pic:cNvPicPr>
+                  </pic:nvPicPr>
+                  <pic:blipFill>
+                    <a:blip r:embed="rId32"/>
+                    <a:stretch>
+                      <a:fillRect/>
+                    </a:stretch>
+                  </pic:blipFill>
+                  <pic:spPr>
+                    <a:xfrm>
+                      <a:off x="0" y="0"/>
+                      <a:ext cx="5273675" cy="1654175"/>
+                    </a:xfrm>
+                    <a:prstGeom prst="rect">
+                      <a:avLst/>
+                    </a:prstGeom>
+                    <a:noFill/>
+                    <a:ln>
+                      <a:noFill/>
+                    </a:ln>
+                  </pic:spPr>
+                </pic:pic>
+              </a:graphicData>
+            </a:graphic>
+          </wp:inline>
+        </w:drawing>
+      </w:r>
+    </w:p>
+    <w:p>
+      <w:pPr>
+        <w:tabs>
+          <w:tab w:val="left" w:pos="5977"/>
+        </w:tabs>
+        <w:bidi w:val="0"/>
       </w:pPr>
     </w:p>
     <w:p>
@@ -1661,24 +2975,13 @@
         </w:numPr>
         <w:bidi w:val="0"/>
         <w:ind w:left="420" w:leftChars="0" w:hanging="420" w:firstLineChars="0"/>
-        <w:rPr>
-          <w:rFonts w:hint="eastAsia" w:asciiTheme="minorEastAsia" w:hAnsiTheme="minorEastAsia" w:eastAsiaTheme="minorEastAsia" w:cstheme="minorEastAsia"/>
-        </w:rPr>
-      </w:pPr>
-      <w:r>
-        <w:rPr>
-          <w:rFonts w:hint="eastAsia" w:asciiTheme="minorEastAsia" w:hAnsiTheme="minorEastAsia" w:eastAsiaTheme="minorEastAsia" w:cstheme="minorEastAsia"/>
-        </w:rPr>
-        <w:t>GDRCopy 是一个基于 NVIDIA GPUDirect 的快速 GPU 内存复制库，它使 GPU 内存可以被其他 PCIe 设备直接访问。</w:t>
-      </w:r>
-    </w:p>
-    <w:p>
-      <w:pPr>
-        <w:bidi w:val="0"/>
-        <w:rPr>
-          <w:rFonts w:hint="eastAsia" w:asciiTheme="minorEastAsia" w:hAnsiTheme="minorEastAsia" w:eastAsiaTheme="minorEastAsia" w:cstheme="minorEastAsia"/>
-        </w:rPr>
-      </w:pPr>
+      </w:pPr>
+      <w:r>
+        <w:rPr>
+          <w:rFonts w:hint="eastAsia"/>
+        </w:rPr>
+        <w:t>acquire函数返回1，表示ib_core找到了对应的peer_memory_client，之后就由这个peer_memory_client来handle这块注册的内存。其中nv_peer_mem中的acquire最终会调用到nvidia_p2p_get_pages通过虚拟页面获得物理页面，如果成功，则表明该peer_memory_client能够处理这块物理内存，最后调用nvidia_p2p_put_pages解除VA到PA的映射。acquire主要功能就是表示这块注册的peer_memory内存能够由该peer_memory_client来handle（成功返回1，失败则返回0）。</w:t>
+      </w:r>
     </w:p>
     <w:p>
       <w:pPr>
@@ -1689,268 +2992,348 @@
         <w:bidi w:val="0"/>
         <w:ind w:left="420" w:leftChars="0" w:hanging="420" w:firstLineChars="0"/>
         <w:rPr>
-          <w:rFonts w:hint="eastAsia" w:asciiTheme="minorEastAsia" w:hAnsiTheme="minorEastAsia" w:eastAsiaTheme="minorEastAsia" w:cstheme="minorEastAsia"/>
-        </w:rPr>
-      </w:pPr>
-      <w:r>
-        <w:rPr>
-          <w:rFonts w:hint="eastAsia" w:asciiTheme="minorEastAsia" w:hAnsiTheme="minorEastAsia" w:eastAsiaTheme="minorEastAsia" w:cstheme="minorEastAsia"/>
-        </w:rPr>
-        <w:t>Intel 的 SPDK 则将块级 I/O 接口直接暴露给用户空间软件。</w:t>
-      </w:r>
-    </w:p>
-    <w:p>
-      <w:pPr>
-        <w:bidi w:val="0"/>
-        <w:rPr>
-          <w:rFonts w:hint="eastAsia" w:asciiTheme="minorEastAsia" w:hAnsiTheme="minorEastAsia" w:eastAsiaTheme="minorEastAsia" w:cstheme="minorEastAsia"/>
-        </w:rPr>
-      </w:pPr>
-    </w:p>
-    <w:p>
-      <w:pPr>
-        <w:bidi w:val="0"/>
-        <w:rPr>
-          <w:rFonts w:hint="eastAsia" w:asciiTheme="minorEastAsia" w:hAnsiTheme="minorEastAsia" w:eastAsiaTheme="minorEastAsia" w:cstheme="minorEastAsia"/>
-        </w:rPr>
-      </w:pPr>
-      <w:r>
-        <w:rPr>
-          <w:rFonts w:hint="eastAsia" w:asciiTheme="minorEastAsia" w:hAnsiTheme="minorEastAsia" w:eastAsiaTheme="minorEastAsia" w:cstheme="minorEastAsia"/>
-        </w:rPr>
-        <w:t>P2P-DSA 有一个元数据表，用于维护卸载到 SSD 的每个张量的元数据。元数据表包含一个长的逻辑块地址（LBA）值和一个用于检查 I/O 完成的布尔值。</w:t>
-      </w:r>
-    </w:p>
-    <w:p>
-      <w:pPr>
-        <w:bidi w:val="0"/>
-        <w:rPr>
-          <w:rFonts w:hint="eastAsia" w:asciiTheme="minorEastAsia" w:hAnsiTheme="minorEastAsia" w:eastAsiaTheme="minorEastAsia" w:cstheme="minorEastAsia"/>
-        </w:rPr>
-      </w:pPr>
-    </w:p>
-    <w:p>
-      <w:pPr>
-        <w:bidi w:val="0"/>
-        <w:rPr>
-          <w:rFonts w:hint="eastAsia" w:asciiTheme="minorEastAsia" w:hAnsiTheme="minorEastAsia" w:eastAsiaTheme="minorEastAsia" w:cstheme="minorEastAsia"/>
-        </w:rPr>
-      </w:pPr>
-      <w:r>
-        <w:rPr>
-          <w:rFonts w:hint="eastAsia" w:asciiTheme="minorEastAsia" w:hAnsiTheme="minorEastAsia" w:eastAsiaTheme="minorEastAsia" w:cstheme="minorEastAsia"/>
-        </w:rPr>
-        <w:t>具体的传输请求（从 GPU 到 SSD 的卸载）操作如下：</w:t>
-      </w:r>
-    </w:p>
-    <w:p>
-      <w:pPr>
-        <w:bidi w:val="0"/>
-        <w:rPr>
-          <w:rFonts w:hint="eastAsia" w:asciiTheme="minorEastAsia" w:hAnsiTheme="minorEastAsia" w:eastAsiaTheme="minorEastAsia" w:cstheme="minorEastAsia"/>
-        </w:rPr>
-      </w:pPr>
-    </w:p>
-    <w:p>
-      <w:pPr>
-        <w:bidi w:val="0"/>
-        <w:rPr>
-          <w:rFonts w:hint="eastAsia" w:asciiTheme="minorEastAsia" w:hAnsiTheme="minorEastAsia" w:eastAsiaTheme="minorEastAsia" w:cstheme="minorEastAsia"/>
-        </w:rPr>
-      </w:pPr>
-      <w:r>
-        <w:rPr>
-          <w:rFonts w:hint="eastAsia" w:asciiTheme="minorEastAsia" w:hAnsiTheme="minorEastAsia" w:eastAsiaTheme="minorEastAsia" w:cstheme="minorEastAsia"/>
-        </w:rPr>
-        <w:t>当调用 P2PDSA_issue 时，P2P-DSA 从传输请求中获取索引、缓冲区和方向（写）信息。</w:t>
-      </w:r>
-    </w:p>
-    <w:p>
-      <w:pPr>
-        <w:bidi w:val="0"/>
-        <w:rPr>
-          <w:rFonts w:hint="eastAsia" w:asciiTheme="minorEastAsia" w:hAnsiTheme="minorEastAsia" w:eastAsiaTheme="minorEastAsia" w:cstheme="minorEastAsia"/>
-        </w:rPr>
-      </w:pPr>
-      <w:r>
-        <w:rPr>
-          <w:rFonts w:hint="eastAsia" w:asciiTheme="minorEastAsia" w:hAnsiTheme="minorEastAsia" w:eastAsiaTheme="minorEastAsia" w:cstheme="minorEastAsia"/>
-        </w:rPr>
-        <w:t>调用逻辑块地址（LBA）分配器，为单个 SSD 设备或多个 SSD 设备（当使用多个 SSD 以提高卸载/预取带宽时）分配一组连续的块。将从 LBA 分配器分配的第一个块的 LBA 更新到元数据表的适当位置。</w:t>
-      </w:r>
-    </w:p>
-    <w:p>
-      <w:pPr>
-        <w:bidi w:val="0"/>
-        <w:rPr>
-          <w:rFonts w:hint="eastAsia" w:asciiTheme="minorEastAsia" w:hAnsiTheme="minorEastAsia" w:eastAsiaTheme="minorEastAsia" w:cstheme="minorEastAsia"/>
-        </w:rPr>
-      </w:pPr>
-      <w:r>
-        <w:rPr>
-          <w:rFonts w:hint="eastAsia" w:asciiTheme="minorEastAsia" w:hAnsiTheme="minorEastAsia" w:eastAsiaTheme="minorEastAsia" w:cstheme="minorEastAsia"/>
-        </w:rPr>
-        <w:t>P2P-DSA 为每个逻辑块创建一个命令，然后将其排入命令队列。这里，NVMe 命令包含：</w:t>
-      </w:r>
-    </w:p>
-    <w:p>
-      <w:pPr>
-        <w:bidi w:val="0"/>
-        <w:rPr>
-          <w:rFonts w:hint="eastAsia" w:asciiTheme="minorEastAsia" w:hAnsiTheme="minorEastAsia" w:eastAsiaTheme="minorEastAsia" w:cstheme="minorEastAsia"/>
-        </w:rPr>
-      </w:pPr>
-    </w:p>
-    <w:p>
-      <w:pPr>
-        <w:bidi w:val="0"/>
-        <w:rPr>
-          <w:rFonts w:hint="eastAsia" w:asciiTheme="minorEastAsia" w:hAnsiTheme="minorEastAsia" w:eastAsiaTheme="minorEastAsia" w:cstheme="minorEastAsia"/>
-        </w:rPr>
-      </w:pPr>
-      <w:r>
-        <w:rPr>
-          <w:rFonts w:hint="eastAsia" w:asciiTheme="minorEastAsia" w:hAnsiTheme="minorEastAsia" w:eastAsiaTheme="minorEastAsia" w:cstheme="minorEastAsia"/>
-        </w:rPr>
-        <w:t>i) 源地址（GPU 内存地址由 GPUDirect 转换为 PCIe 总线地址），和</w:t>
-      </w:r>
-    </w:p>
-    <w:p>
-      <w:pPr>
-        <w:bidi w:val="0"/>
-        <w:rPr>
-          <w:rFonts w:hint="eastAsia" w:asciiTheme="minorEastAsia" w:hAnsiTheme="minorEastAsia" w:eastAsiaTheme="minorEastAsia" w:cstheme="minorEastAsia"/>
-        </w:rPr>
-      </w:pPr>
-      <w:r>
-        <w:rPr>
-          <w:rFonts w:hint="eastAsia" w:asciiTheme="minorEastAsia" w:hAnsiTheme="minorEastAsia" w:eastAsiaTheme="minorEastAsia" w:cstheme="minorEastAsia"/>
-        </w:rPr>
-        <w:t>ii) 设备地址（使用元数据表中的 LBA 计算）。</w:t>
-      </w:r>
-    </w:p>
-    <w:p>
-      <w:pPr>
-        <w:bidi w:val="0"/>
-        <w:rPr>
-          <w:rFonts w:hint="eastAsia" w:asciiTheme="minorEastAsia" w:hAnsiTheme="minorEastAsia" w:eastAsiaTheme="minorEastAsia" w:cstheme="minorEastAsia"/>
-        </w:rPr>
-      </w:pPr>
-      <w:r>
-        <w:rPr>
-          <w:rFonts w:hint="eastAsia" w:asciiTheme="minorEastAsia" w:hAnsiTheme="minorEastAsia" w:eastAsiaTheme="minorEastAsia" w:cstheme="minorEastAsia"/>
-        </w:rPr>
-        <w:t>当调用 P2PDSA_update 时：</w:t>
-      </w:r>
-    </w:p>
-    <w:p>
-      <w:pPr>
-        <w:bidi w:val="0"/>
-        <w:rPr>
-          <w:rFonts w:hint="eastAsia" w:asciiTheme="minorEastAsia" w:hAnsiTheme="minorEastAsia" w:eastAsiaTheme="minorEastAsia" w:cstheme="minorEastAsia"/>
-        </w:rPr>
-      </w:pPr>
-    </w:p>
-    <w:p>
-      <w:pPr>
-        <w:bidi w:val="0"/>
-        <w:rPr>
-          <w:rFonts w:hint="eastAsia" w:asciiTheme="minorEastAsia" w:hAnsiTheme="minorEastAsia" w:eastAsiaTheme="minorEastAsia" w:cstheme="minorEastAsia"/>
-        </w:rPr>
-      </w:pPr>
-      <w:r>
-        <w:rPr>
-          <w:rFonts w:hint="eastAsia" w:asciiTheme="minorEastAsia" w:hAnsiTheme="minorEastAsia" w:eastAsiaTheme="minorEastAsia" w:cstheme="minorEastAsia"/>
-        </w:rPr>
-        <w:t>从软件命令队列中获取排队的命令，并将其发给 NVMe SSD，只要 NVMe 设备的提交队列有空间。</w:t>
-      </w:r>
-    </w:p>
-    <w:p>
-      <w:pPr>
-        <w:bidi w:val="0"/>
-        <w:rPr>
-          <w:rFonts w:hint="eastAsia" w:asciiTheme="minorEastAsia" w:hAnsiTheme="minorEastAsia" w:eastAsiaTheme="minorEastAsia" w:cstheme="minorEastAsia"/>
-        </w:rPr>
-      </w:pPr>
-      <w:r>
-        <w:rPr>
-          <w:rFonts w:hint="eastAsia" w:asciiTheme="minorEastAsia" w:hAnsiTheme="minorEastAsia" w:eastAsiaTheme="minorEastAsia" w:cstheme="minorEastAsia"/>
-        </w:rPr>
-        <w:t>NVMe SSD 设备将执行这些请求，并在 SSD 设备和 GPU 之间进行直接数据传输。一段时间后，这些传输请求将完成，并在 NVMe 设备完成队列中更新其状态。</w:t>
-      </w:r>
-    </w:p>
-    <w:p>
-      <w:pPr>
-        <w:bidi w:val="0"/>
-        <w:rPr>
-          <w:rFonts w:hint="eastAsia" w:asciiTheme="minorEastAsia" w:hAnsiTheme="minorEastAsia" w:eastAsiaTheme="minorEastAsia" w:cstheme="minorEastAsia"/>
-        </w:rPr>
-      </w:pPr>
-    </w:p>
-    <w:p>
-      <w:pPr>
-        <w:bidi w:val="0"/>
-        <w:rPr>
-          <w:rFonts w:hint="eastAsia" w:asciiTheme="minorEastAsia" w:hAnsiTheme="minorEastAsia" w:eastAsiaTheme="minorEastAsia" w:cstheme="minorEastAsia"/>
-        </w:rPr>
-      </w:pPr>
-      <w:r>
-        <w:rPr>
-          <w:rFonts w:hint="eastAsia" w:asciiTheme="minorEastAsia" w:hAnsiTheme="minorEastAsia" w:eastAsiaTheme="minorEastAsia" w:cstheme="minorEastAsia"/>
-        </w:rPr>
-        <w:t>当再次调用 P2PDSA_update 时，P2PDSA_update 将清空完成队列，并通过设置相应的完成位来更新元数据表。</w:t>
-      </w:r>
-    </w:p>
-    <w:p>
-      <w:pPr>
-        <w:bidi w:val="0"/>
-        <w:rPr>
-          <w:rFonts w:hint="eastAsia" w:asciiTheme="minorEastAsia" w:hAnsiTheme="minorEastAsia" w:eastAsiaTheme="minorEastAsia" w:cstheme="minorEastAsia"/>
-        </w:rPr>
-      </w:pPr>
-    </w:p>
-    <w:p>
-      <w:pPr>
-        <w:bidi w:val="0"/>
-        <w:rPr>
-          <w:rFonts w:hint="eastAsia" w:asciiTheme="minorEastAsia" w:hAnsiTheme="minorEastAsia" w:eastAsiaTheme="minorEastAsia" w:cstheme="minorEastAsia"/>
-        </w:rPr>
-      </w:pPr>
-      <w:r>
-        <w:rPr>
-          <w:rFonts w:hint="eastAsia" w:asciiTheme="minorEastAsia" w:hAnsiTheme="minorEastAsia" w:eastAsiaTheme="minorEastAsia" w:cstheme="minorEastAsia"/>
-        </w:rPr>
-        <w:t>此时，如果应用程序调用 P2PDSA_is_done 来查询已经卸载的张量，它将返回 true。</w:t>
-      </w:r>
-    </w:p>
-    <w:p>
-      <w:pPr>
-        <w:bidi w:val="0"/>
-        <w:rPr>
-          <w:rFonts w:hint="eastAsia" w:asciiTheme="minorEastAsia" w:hAnsiTheme="minorEastAsia" w:eastAsiaTheme="minorEastAsia" w:cstheme="minorEastAsia"/>
-        </w:rPr>
-      </w:pPr>
-    </w:p>
-    <w:p>
-      <w:pPr>
-        <w:bidi w:val="0"/>
-        <w:rPr>
-          <w:rFonts w:hint="eastAsia" w:asciiTheme="minorEastAsia" w:hAnsiTheme="minorEastAsia" w:eastAsiaTheme="minorEastAsia" w:cstheme="minorEastAsia"/>
-        </w:rPr>
-      </w:pPr>
-    </w:p>
-    <w:p>
-      <w:pPr>
-        <w:bidi w:val="0"/>
-        <w:rPr>
-          <w:rFonts w:hint="eastAsia" w:asciiTheme="minorEastAsia" w:hAnsiTheme="minorEastAsia" w:eastAsiaTheme="minorEastAsia" w:cstheme="minorEastAsia"/>
-        </w:rPr>
-      </w:pPr>
-      <w:r>
-        <w:rPr>
-          <w:rFonts w:hint="eastAsia" w:asciiTheme="minorEastAsia" w:hAnsiTheme="minorEastAsia" w:eastAsiaTheme="minorEastAsia" w:cstheme="minorEastAsia"/>
-        </w:rPr>
-        <w:t>以下是这个过程的七个主要步骤：</w:t>
+          <w:rFonts w:hint="eastAsia"/>
+        </w:rPr>
+      </w:pPr>
+      <w:r>
+        <w:rPr>
+          <w:rFonts w:hint="eastAsia"/>
+        </w:rPr>
+        <w:t>nv_mem_get_pages中调用了nvidia_p2p_get_pages通过传入虚拟地址（nv_mem_context-&gt;page_virt_start），获得物理地址，并将结果保存在nv_mem_context-&gt;page_table。</w:t>
+      </w:r>
+    </w:p>
+    <w:p>
+      <w:pPr>
+        <w:numPr>
+          <w:ilvl w:val="0"/>
+          <w:numId w:val="2"/>
+        </w:numPr>
+        <w:bidi w:val="0"/>
+        <w:ind w:left="420" w:leftChars="0" w:hanging="420" w:firstLineChars="0"/>
+        <w:rPr>
+          <w:rFonts w:hint="eastAsia"/>
+        </w:rPr>
+      </w:pPr>
+      <w:r>
+        <w:rPr>
+          <w:rFonts w:hint="eastAsia"/>
+        </w:rPr>
+        <w:t>nv_dma_map中调用nvidia_p2p_dma_map_pages获取dma_address，page_size等，并填入sg_table中(用于scatter gather DMA)</w:t>
+      </w:r>
+    </w:p>
+    <w:p>
+      <w:pPr>
+        <w:tabs>
+          <w:tab w:val="left" w:pos="5977"/>
+        </w:tabs>
+        <w:bidi w:val="0"/>
+        <w:rPr>
+          <w:rFonts w:hint="eastAsia"/>
+          <w:lang w:eastAsia="zh-CN"/>
+        </w:rPr>
+      </w:pPr>
+    </w:p>
+    <w:p>
+      <w:pPr>
+        <w:pStyle w:val="5"/>
+        <w:bidi w:val="0"/>
+        <w:rPr>
+          <w:rFonts w:hint="eastAsia"/>
+          <w:lang w:eastAsia="zh-CN"/>
+        </w:rPr>
+      </w:pPr>
+      <w:bookmarkStart w:id="0" w:name="_GoBack"/>
+      <w:r>
+        <w:rPr>
+          <w:rFonts w:hint="eastAsia"/>
+          <w:lang w:val="en-US" w:eastAsia="zh-CN"/>
+        </w:rPr>
+        <w:t>n</w:t>
+      </w:r>
+      <w:r>
+        <w:rPr>
+          <w:rFonts w:hint="eastAsia"/>
+          <w:lang w:eastAsia="zh-CN"/>
+        </w:rPr>
+        <w:t>vidia_p2p_get_pages</w:t>
+      </w:r>
+      <w:r>
+        <w:rPr>
+          <w:rFonts w:hint="eastAsia"/>
+          <w:lang w:eastAsia="zh-CN"/>
+        </w:rPr>
+        <w:tab/>
+      </w:r>
+    </w:p>
+    <w:bookmarkEnd w:id="0"/>
+    <w:p>
+      <w:pPr>
+        <w:tabs>
+          <w:tab w:val="left" w:pos="1255"/>
+        </w:tabs>
+        <w:bidi w:val="0"/>
+        <w:rPr>
+          <w:rFonts w:hint="eastAsia" w:ascii="宋体" w:hAnsi="宋体" w:eastAsia="宋体" w:cs="宋体"/>
+          <w:sz w:val="24"/>
+          <w:szCs w:val="24"/>
+          <w:lang w:eastAsia="zh-CN"/>
+        </w:rPr>
+      </w:pPr>
+      <w:r>
+        <w:drawing>
+          <wp:inline distT="0" distB="0" distL="114300" distR="114300">
+            <wp:extent cx="5271135" cy="1882775"/>
+            <wp:effectExtent l="0" t="0" r="12065" b="9525"/>
+            <wp:docPr id="30" name="图片 12"/>
+            <wp:cNvGraphicFramePr>
+              <a:graphicFrameLocks xmlns:a="http://schemas.openxmlformats.org/drawingml/2006/main" noChangeAspect="1"/>
+            </wp:cNvGraphicFramePr>
+            <a:graphic xmlns:a="http://schemas.openxmlformats.org/drawingml/2006/main">
+              <a:graphicData uri="http://schemas.openxmlformats.org/drawingml/2006/picture">
+                <pic:pic xmlns:pic="http://schemas.openxmlformats.org/drawingml/2006/picture">
+                  <pic:nvPicPr>
+                    <pic:cNvPr id="30" name="图片 12"/>
+                    <pic:cNvPicPr>
+                      <a:picLocks noChangeAspect="1"/>
+                    </pic:cNvPicPr>
+                  </pic:nvPicPr>
+                  <pic:blipFill>
+                    <a:blip r:embed="rId33"/>
+                    <a:stretch>
+                      <a:fillRect/>
+                    </a:stretch>
+                  </pic:blipFill>
+                  <pic:spPr>
+                    <a:xfrm>
+                      <a:off x="0" y="0"/>
+                      <a:ext cx="5271135" cy="1882775"/>
+                    </a:xfrm>
+                    <a:prstGeom prst="rect">
+                      <a:avLst/>
+                    </a:prstGeom>
+                    <a:noFill/>
+                    <a:ln>
+                      <a:noFill/>
+                    </a:ln>
+                  </pic:spPr>
+                </pic:pic>
+              </a:graphicData>
+            </a:graphic>
+          </wp:inline>
+        </w:drawing>
+      </w:r>
+    </w:p>
+    <w:p>
+      <w:pPr>
+        <w:pStyle w:val="2"/>
+        <w:bidi w:val="0"/>
+        <w:rPr>
+          <w:rFonts w:hint="eastAsia"/>
+          <w:lang w:eastAsia="zh-CN"/>
+        </w:rPr>
+      </w:pPr>
+      <w:r>
+        <w:rPr>
+          <w:rFonts w:hint="eastAsia"/>
+          <w:lang w:val="en-US" w:eastAsia="zh-CN"/>
+        </w:rPr>
+        <w:t xml:space="preserve"> Spdk GPU Direct Storage</w:t>
+      </w:r>
+    </w:p>
+    <w:p>
+      <w:pPr>
+        <w:bidi w:val="0"/>
+        <w:rPr>
+          <w:rFonts w:hint="default"/>
+        </w:rPr>
+      </w:pPr>
+      <w:r>
+        <w:rPr>
+          <w:rFonts w:hint="default"/>
+        </w:rPr>
+        <w:t>本文来自韩国首尔国立大学以及三星电子的Jonghyun Bae等人。突出强调了深度学习训练中的内存墙问题，设计了一种将训练过程的中间结果下移到NVMe-SSD中的方法，采用这样的方法能够提高BatchSize的大小，提高训练的吞吐率，同时还减少GPU和CPU之间的打扰。</w:t>
+      </w:r>
+    </w:p>
+    <w:p>
+      <w:pPr>
+        <w:bidi w:val="0"/>
+        <w:rPr>
+          <w:rFonts w:hint="default"/>
+        </w:rPr>
+      </w:pPr>
+      <w:r>
+        <w:rPr>
+          <w:rFonts w:hint="default"/>
+        </w:rPr>
+        <w:t>整体介绍</w:t>
+      </w:r>
+    </w:p>
+    <w:p>
+      <w:pPr>
+        <w:bidi w:val="0"/>
+      </w:pPr>
+      <w:r>
+        <w:rPr>
+          <w:rFonts w:hint="default"/>
+        </w:rPr>
+        <w:t>在深度学习训练中，由于GPU显存受限，因此通常不能够加大BatchSize的大小。但是小BatchSize通常不足以充分发挥GPU的性能，从而会造成训练吞吐率的降低。</w:t>
+      </w:r>
+    </w:p>
+    <w:p>
+      <w:pPr>
+        <w:bidi w:val="0"/>
+      </w:pPr>
+      <w:r>
+        <w:rPr>
+          <w:rFonts w:hint="default"/>
+        </w:rPr>
+        <w:t>过去的工作采用的方法通常是将GPU训练的中间结果（比如FeatureMap）下移到HostMemory之中，采用该方法能够实现大的吞吐，但是因为CPU和GPU之间来回传输数据的开销，将会造成吞吐的下降，同时还会存在使用HostMemory的计算任务的互相干扰。</w:t>
+      </w:r>
+    </w:p>
+    <w:p>
+      <w:pPr>
+        <w:bidi w:val="0"/>
+      </w:pPr>
+      <w:r>
+        <w:rPr>
+          <w:rFonts w:hint="default"/>
+        </w:rPr>
+        <w:t>本文将训练的中间结果Offloading到NVMe-SSD上，从而实现了对于大BatchSize的支持，但是由于NVMe-SSD的带宽受限，需要采用精细化调度来优化数据传输，同时使用GPU-direct的策略，直接实现GPU和SSD的数据传输，最大程度地降低对于CPU的打扰。</w:t>
+      </w:r>
+    </w:p>
+    <w:p>
+      <w:pPr>
+        <w:bidi w:val="0"/>
+        <w:rPr>
+          <w:rFonts w:hint="default"/>
+        </w:rPr>
+      </w:pPr>
+      <w:r>
+        <w:rPr>
+          <w:rFonts w:hint="default"/>
+        </w:rPr>
+        <w:t>方法概述</w:t>
+      </w:r>
+    </w:p>
+    <w:p>
+      <w:pPr>
+        <w:bidi w:val="0"/>
+      </w:pPr>
+    </w:p>
+    <w:p>
+      <w:pPr>
+        <w:bidi w:val="0"/>
+      </w:pPr>
+      <w:r>
+        <w:rPr>
+          <w:rFonts w:hint="default"/>
+        </w:rPr>
+        <w:t>内存管理 FlashNeuron通过cudaMemoryAllocate分配得到了一个比较大的连续空间，然后自己在上面完成内存管理。首先是Tensor的释放和分配，为了防止碎片化，本文将常驻内存的tensor分配在低端，将需要来回迁移的tensor放到了高端。其次是采用了压缩技术来减少和SSD交互所需要的通信量，具体来说采用的压缩技术有CSR压缩和半精度训练。</w:t>
+      </w:r>
+    </w:p>
+    <w:p>
+      <w:pPr>
+        <w:bidi w:val="0"/>
+      </w:pPr>
+    </w:p>
+    <w:p>
+      <w:pPr>
+        <w:bidi w:val="0"/>
+      </w:pPr>
+    </w:p>
+    <w:p>
+      <w:pPr>
+        <w:bidi w:val="0"/>
+      </w:pPr>
+      <w:r>
+        <w:rPr>
+          <w:rFonts w:hint="default"/>
+        </w:rPr>
+        <w:t>Offloading策略 Offloading的基本思路是，首先有一个profiling的过程，在该过程中，可以通过建模确定每一个下降的tensor的大小和压缩率。然后在第一阶段，首先逐个下放tensor，直到内存空间足够训练为止，在这个过程中测量下放tensor的过程所需要的时间和整个前向训练所用的时间，比较这样的两个时间，如果发现下放的用时太长了，就尝试从最后一个下放的tensor开始做松弛，然后不断地添加其他的压缩率更高的tensor直到下放tensor的用时要小于训练的用时，这样就可以将下放tensor所用的时间隐藏了。</w:t>
+      </w:r>
+    </w:p>
+    <w:p>
+      <w:pPr>
+        <w:bidi w:val="0"/>
+      </w:pPr>
+    </w:p>
+    <w:p>
+      <w:pPr>
+        <w:bidi w:val="0"/>
+      </w:pPr>
+    </w:p>
+    <w:p>
+      <w:pPr>
+        <w:bidi w:val="0"/>
+        <w:rPr>
+          <w:rFonts w:hint="default"/>
+        </w:rPr>
+      </w:pPr>
+      <w:r>
+        <w:rPr>
+          <w:rFonts w:hint="default"/>
+        </w:rPr>
+        <w:t>直接SSD访问 本文的第三个创新点是使用了一个直接SSD访问的策略，不需要对于CPU产生打扰，主</w:t>
+      </w:r>
+      <w:r>
+        <w:rPr>
+          <w:rFonts w:hint="default"/>
+          <w:color w:val="FF0000"/>
+        </w:rPr>
+        <w:t>要就是使用了两个硬件提供的接口，一个是GDRCopy策略</w:t>
+      </w:r>
+      <w:r>
+        <w:rPr>
+          <w:rFonts w:hint="default"/>
+        </w:rPr>
+        <w:t>（可以实现GPU内存的直接访问），另一个是Intel SPDK能够实现用户态对于block-level的直接访问。写由七个步骤完成：首先发出Request，接下来分配LBA并记录，然后下发请求到队列中，队列将对应请求下发，</w:t>
+      </w:r>
+      <w:r>
+        <w:rPr>
+          <w:rFonts w:hint="default"/>
+          <w:color w:val="FF0000"/>
+        </w:rPr>
+        <w:t>然后使用GDRCopy+SPDK将数据连续写入到NVMe SSD上，</w:t>
+      </w:r>
+      <w:r>
+        <w:rPr>
+          <w:rFonts w:hint="default"/>
+        </w:rPr>
+        <w:t>在写入完成之后更新元数据表。在下一次写的时候，检查元数据表，确认已经更新完成。</w:t>
+      </w:r>
+    </w:p>
+    <w:p>
+      <w:pPr>
+        <w:bidi w:val="0"/>
+        <w:rPr>
+          <w:rFonts w:hint="default"/>
+        </w:rPr>
+      </w:pPr>
+    </w:p>
+    <w:p>
+      <w:pPr>
+        <w:pStyle w:val="3"/>
+        <w:bidi w:val="0"/>
+      </w:pPr>
+      <w:r>
+        <w:rPr>
+          <w:rFonts w:hint="eastAsia"/>
+        </w:rPr>
+        <w:t>Peer-to-Peer Direct Storage Access</w:t>
+      </w:r>
+    </w:p>
+    <w:p>
+      <w:pPr>
+        <w:bidi w:val="0"/>
+        <w:rPr>
+          <w:rFonts w:hint="eastAsia" w:asciiTheme="minorEastAsia" w:hAnsiTheme="minorEastAsia" w:eastAsiaTheme="minorEastAsia" w:cstheme="minorEastAsia"/>
+        </w:rPr>
+      </w:pPr>
+      <w:r>
+        <w:rPr>
+          <w:rFonts w:hint="eastAsia" w:asciiTheme="minorEastAsia" w:hAnsiTheme="minorEastAsia" w:eastAsiaTheme="minorEastAsia" w:cstheme="minorEastAsia"/>
+        </w:rPr>
+        <w:t>P2P-DSA 允许 GPU 和 NVMe SSDs 之间进行直接内存访问，而无需使用主机 DRAM 缓冲区，从而在 SSD 读/写过程中最大限度地减少主机的介入。P2P-DSA 是一个轻量级的层，利用 GDRCopy 和 SPDK 这两项技术，实现张量从 GPU 到 NVMe SSDs 的通信。</w:t>
       </w:r>
     </w:p>
     <w:p>
@@ -1968,16 +3351,16 @@
           <w:numId w:val="3"/>
         </w:numPr>
         <w:bidi w:val="0"/>
-        <w:ind w:left="425" w:leftChars="0" w:hanging="425" w:firstLineChars="0"/>
-        <w:rPr>
-          <w:rFonts w:hint="eastAsia" w:asciiTheme="minorEastAsia" w:hAnsiTheme="minorEastAsia" w:eastAsiaTheme="minorEastAsia" w:cstheme="minorEastAsia"/>
-        </w:rPr>
-      </w:pPr>
-      <w:r>
-        <w:rPr>
-          <w:rFonts w:hint="eastAsia" w:asciiTheme="minorEastAsia" w:hAnsiTheme="minorEastAsia" w:eastAsiaTheme="minorEastAsia" w:cstheme="minorEastAsia"/>
-        </w:rPr>
-        <w:t>发起传输请求：当 P2PDSA_issue 被调用时，P2P-DSA （Peer-to-Peer Direct Storage Access）会从传输请求中获取索引、缓冲区和方向（写入）信息。</w:t>
+        <w:ind w:left="420" w:leftChars="0" w:hanging="420" w:firstLineChars="0"/>
+        <w:rPr>
+          <w:rFonts w:hint="eastAsia" w:asciiTheme="minorEastAsia" w:hAnsiTheme="minorEastAsia" w:eastAsiaTheme="minorEastAsia" w:cstheme="minorEastAsia"/>
+        </w:rPr>
+      </w:pPr>
+      <w:r>
+        <w:rPr>
+          <w:rFonts w:hint="eastAsia" w:asciiTheme="minorEastAsia" w:hAnsiTheme="minorEastAsia" w:eastAsiaTheme="minorEastAsia" w:cstheme="minorEastAsia"/>
+        </w:rPr>
+        <w:t>GDRCopy 是一个基于 NVIDIA GPUDirect 的快速 GPU 内存复制库，它使 GPU 内存可以被其他 PCIe 设备直接访问。</w:t>
       </w:r>
     </w:p>
     <w:p>
@@ -1995,16 +3378,270 @@
           <w:numId w:val="3"/>
         </w:numPr>
         <w:bidi w:val="0"/>
-        <w:ind w:left="425" w:leftChars="0" w:hanging="425" w:firstLineChars="0"/>
-        <w:rPr>
-          <w:rFonts w:hint="eastAsia" w:asciiTheme="minorEastAsia" w:hAnsiTheme="minorEastAsia" w:eastAsiaTheme="minorEastAsia" w:cstheme="minorEastAsia"/>
-        </w:rPr>
-      </w:pPr>
-      <w:r>
-        <w:rPr>
-          <w:rFonts w:hint="eastAsia" w:asciiTheme="minorEastAsia" w:hAnsiTheme="minorEastAsia" w:eastAsiaTheme="minorEastAsia" w:cstheme="minorEastAsia"/>
-        </w:rPr>
-        <w:t>分配逻辑块地址：调用逻辑块地址（LBA）分配器在单个或多个 SSD 设备上分配一组连续的块（当使用多个 SSD 时，可以提高卸载/预取的带宽）。然后，将从 LBA 分配器分配的第一个块的 LBA 更新到元数据表的相应位置。</w:t>
+        <w:ind w:left="420" w:leftChars="0" w:hanging="420" w:firstLineChars="0"/>
+        <w:rPr>
+          <w:rFonts w:hint="eastAsia" w:asciiTheme="minorEastAsia" w:hAnsiTheme="minorEastAsia" w:eastAsiaTheme="minorEastAsia" w:cstheme="minorEastAsia"/>
+        </w:rPr>
+      </w:pPr>
+      <w:r>
+        <w:rPr>
+          <w:rFonts w:hint="eastAsia" w:asciiTheme="minorEastAsia" w:hAnsiTheme="minorEastAsia" w:eastAsiaTheme="minorEastAsia" w:cstheme="minorEastAsia"/>
+        </w:rPr>
+        <w:t>Intel 的 SPDK 则将块级 I/O 接口直接暴露给用户空间软件。</w:t>
+      </w:r>
+    </w:p>
+    <w:p>
+      <w:pPr>
+        <w:bidi w:val="0"/>
+        <w:rPr>
+          <w:rFonts w:hint="eastAsia" w:asciiTheme="minorEastAsia" w:hAnsiTheme="minorEastAsia" w:eastAsiaTheme="minorEastAsia" w:cstheme="minorEastAsia"/>
+        </w:rPr>
+      </w:pPr>
+    </w:p>
+    <w:p>
+      <w:pPr>
+        <w:bidi w:val="0"/>
+        <w:rPr>
+          <w:rFonts w:hint="eastAsia" w:asciiTheme="minorEastAsia" w:hAnsiTheme="minorEastAsia" w:eastAsiaTheme="minorEastAsia" w:cstheme="minorEastAsia"/>
+        </w:rPr>
+      </w:pPr>
+      <w:r>
+        <w:rPr>
+          <w:rFonts w:hint="eastAsia" w:asciiTheme="minorEastAsia" w:hAnsiTheme="minorEastAsia" w:eastAsiaTheme="minorEastAsia" w:cstheme="minorEastAsia"/>
+        </w:rPr>
+        <w:t>P2P-DSA 有一个元数据表，用于维护卸载到 SSD 的每个张量的元数据。元数据表包含一个长的逻辑块地址（LBA）值和一个用于检查 I/O 完成的布尔值。</w:t>
+      </w:r>
+    </w:p>
+    <w:p>
+      <w:pPr>
+        <w:bidi w:val="0"/>
+        <w:rPr>
+          <w:rFonts w:hint="eastAsia" w:asciiTheme="minorEastAsia" w:hAnsiTheme="minorEastAsia" w:eastAsiaTheme="minorEastAsia" w:cstheme="minorEastAsia"/>
+        </w:rPr>
+      </w:pPr>
+    </w:p>
+    <w:p>
+      <w:pPr>
+        <w:bidi w:val="0"/>
+        <w:rPr>
+          <w:rFonts w:hint="eastAsia" w:asciiTheme="minorEastAsia" w:hAnsiTheme="minorEastAsia" w:eastAsiaTheme="minorEastAsia" w:cstheme="minorEastAsia"/>
+        </w:rPr>
+      </w:pPr>
+      <w:r>
+        <w:rPr>
+          <w:rFonts w:hint="eastAsia" w:asciiTheme="minorEastAsia" w:hAnsiTheme="minorEastAsia" w:eastAsiaTheme="minorEastAsia" w:cstheme="minorEastAsia"/>
+        </w:rPr>
+        <w:t>具体的传输请求（从 GPU 到 SSD 的卸载）操作如下：</w:t>
+      </w:r>
+    </w:p>
+    <w:p>
+      <w:pPr>
+        <w:bidi w:val="0"/>
+        <w:rPr>
+          <w:rFonts w:hint="eastAsia" w:asciiTheme="minorEastAsia" w:hAnsiTheme="minorEastAsia" w:eastAsiaTheme="minorEastAsia" w:cstheme="minorEastAsia"/>
+        </w:rPr>
+      </w:pPr>
+    </w:p>
+    <w:p>
+      <w:pPr>
+        <w:bidi w:val="0"/>
+        <w:rPr>
+          <w:rFonts w:hint="eastAsia" w:asciiTheme="minorEastAsia" w:hAnsiTheme="minorEastAsia" w:eastAsiaTheme="minorEastAsia" w:cstheme="minorEastAsia"/>
+        </w:rPr>
+      </w:pPr>
+      <w:r>
+        <w:rPr>
+          <w:rFonts w:hint="eastAsia" w:asciiTheme="minorEastAsia" w:hAnsiTheme="minorEastAsia" w:eastAsiaTheme="minorEastAsia" w:cstheme="minorEastAsia"/>
+        </w:rPr>
+        <w:t>当调用 P2PDSA_issue 时，P2P-DSA 从传输请求中获取索引、缓冲区和方向（写）信息。</w:t>
+      </w:r>
+    </w:p>
+    <w:p>
+      <w:pPr>
+        <w:bidi w:val="0"/>
+        <w:rPr>
+          <w:rFonts w:hint="eastAsia" w:asciiTheme="minorEastAsia" w:hAnsiTheme="minorEastAsia" w:eastAsiaTheme="minorEastAsia" w:cstheme="minorEastAsia"/>
+        </w:rPr>
+      </w:pPr>
+      <w:r>
+        <w:rPr>
+          <w:rFonts w:hint="eastAsia" w:asciiTheme="minorEastAsia" w:hAnsiTheme="minorEastAsia" w:eastAsiaTheme="minorEastAsia" w:cstheme="minorEastAsia"/>
+        </w:rPr>
+        <w:t>调用逻辑块地址（LBA）分配器，为单个 SSD 设备或多个 SSD 设备（当使用多个 SSD 以提高卸载/预取带宽时）分配一组连续的块。将从 LBA 分配器分配的第一个块的 LBA 更新到元数据表的适当位置。</w:t>
+      </w:r>
+    </w:p>
+    <w:p>
+      <w:pPr>
+        <w:bidi w:val="0"/>
+        <w:rPr>
+          <w:rFonts w:hint="eastAsia" w:asciiTheme="minorEastAsia" w:hAnsiTheme="minorEastAsia" w:eastAsiaTheme="minorEastAsia" w:cstheme="minorEastAsia"/>
+        </w:rPr>
+      </w:pPr>
+      <w:r>
+        <w:rPr>
+          <w:rFonts w:hint="eastAsia" w:asciiTheme="minorEastAsia" w:hAnsiTheme="minorEastAsia" w:eastAsiaTheme="minorEastAsia" w:cstheme="minorEastAsia"/>
+        </w:rPr>
+        <w:t>P2P-DSA 为每个逻辑块创建一个命令，然后将其排入命令队列。这里，NVMe 命令包含：</w:t>
+      </w:r>
+    </w:p>
+    <w:p>
+      <w:pPr>
+        <w:bidi w:val="0"/>
+        <w:rPr>
+          <w:rFonts w:hint="eastAsia" w:asciiTheme="minorEastAsia" w:hAnsiTheme="minorEastAsia" w:eastAsiaTheme="minorEastAsia" w:cstheme="minorEastAsia"/>
+        </w:rPr>
+      </w:pPr>
+    </w:p>
+    <w:p>
+      <w:pPr>
+        <w:bidi w:val="0"/>
+        <w:rPr>
+          <w:rFonts w:hint="eastAsia" w:asciiTheme="minorEastAsia" w:hAnsiTheme="minorEastAsia" w:eastAsiaTheme="minorEastAsia" w:cstheme="minorEastAsia"/>
+        </w:rPr>
+      </w:pPr>
+      <w:r>
+        <w:rPr>
+          <w:rFonts w:hint="eastAsia" w:asciiTheme="minorEastAsia" w:hAnsiTheme="minorEastAsia" w:eastAsiaTheme="minorEastAsia" w:cstheme="minorEastAsia"/>
+        </w:rPr>
+        <w:t>i) 源地址（GPU 内存地址由 GPUDirect 转换为 PCIe 总线地址），和</w:t>
+      </w:r>
+    </w:p>
+    <w:p>
+      <w:pPr>
+        <w:bidi w:val="0"/>
+        <w:rPr>
+          <w:rFonts w:hint="eastAsia" w:asciiTheme="minorEastAsia" w:hAnsiTheme="minorEastAsia" w:eastAsiaTheme="minorEastAsia" w:cstheme="minorEastAsia"/>
+        </w:rPr>
+      </w:pPr>
+      <w:r>
+        <w:rPr>
+          <w:rFonts w:hint="eastAsia" w:asciiTheme="minorEastAsia" w:hAnsiTheme="minorEastAsia" w:eastAsiaTheme="minorEastAsia" w:cstheme="minorEastAsia"/>
+        </w:rPr>
+        <w:t>ii) 设备地址（使用元数据表中的 LBA 计算）。</w:t>
+      </w:r>
+    </w:p>
+    <w:p>
+      <w:pPr>
+        <w:bidi w:val="0"/>
+        <w:rPr>
+          <w:rFonts w:hint="eastAsia" w:asciiTheme="minorEastAsia" w:hAnsiTheme="minorEastAsia" w:eastAsiaTheme="minorEastAsia" w:cstheme="minorEastAsia"/>
+        </w:rPr>
+      </w:pPr>
+      <w:r>
+        <w:rPr>
+          <w:rFonts w:hint="eastAsia" w:asciiTheme="minorEastAsia" w:hAnsiTheme="minorEastAsia" w:eastAsiaTheme="minorEastAsia" w:cstheme="minorEastAsia"/>
+        </w:rPr>
+        <w:t>当调用 P2PDSA_update 时：</w:t>
+      </w:r>
+    </w:p>
+    <w:p>
+      <w:pPr>
+        <w:bidi w:val="0"/>
+        <w:rPr>
+          <w:rFonts w:hint="eastAsia" w:asciiTheme="minorEastAsia" w:hAnsiTheme="minorEastAsia" w:eastAsiaTheme="minorEastAsia" w:cstheme="minorEastAsia"/>
+        </w:rPr>
+      </w:pPr>
+    </w:p>
+    <w:p>
+      <w:pPr>
+        <w:bidi w:val="0"/>
+        <w:rPr>
+          <w:rFonts w:hint="eastAsia" w:asciiTheme="minorEastAsia" w:hAnsiTheme="minorEastAsia" w:eastAsiaTheme="minorEastAsia" w:cstheme="minorEastAsia"/>
+        </w:rPr>
+      </w:pPr>
+      <w:r>
+        <w:rPr>
+          <w:rFonts w:hint="eastAsia" w:asciiTheme="minorEastAsia" w:hAnsiTheme="minorEastAsia" w:eastAsiaTheme="minorEastAsia" w:cstheme="minorEastAsia"/>
+        </w:rPr>
+        <w:t>从软件命令队列中获取排队的命令，并将其发给 NVMe SSD，只要 NVMe 设备的提交队列有空间。</w:t>
+      </w:r>
+    </w:p>
+    <w:p>
+      <w:pPr>
+        <w:bidi w:val="0"/>
+        <w:rPr>
+          <w:rFonts w:hint="eastAsia" w:asciiTheme="minorEastAsia" w:hAnsiTheme="minorEastAsia" w:eastAsiaTheme="minorEastAsia" w:cstheme="minorEastAsia"/>
+        </w:rPr>
+      </w:pPr>
+      <w:r>
+        <w:rPr>
+          <w:rFonts w:hint="eastAsia" w:asciiTheme="minorEastAsia" w:hAnsiTheme="minorEastAsia" w:eastAsiaTheme="minorEastAsia" w:cstheme="minorEastAsia"/>
+        </w:rPr>
+        <w:t>NVMe SSD 设备将执行这些请求，并在 SSD 设备和 GPU 之间进行直接数据传输。一段时间后，这些传输请求将完成，并在 NVMe 设备完成队列中更新其状态。</w:t>
+      </w:r>
+    </w:p>
+    <w:p>
+      <w:pPr>
+        <w:bidi w:val="0"/>
+        <w:rPr>
+          <w:rFonts w:hint="eastAsia" w:asciiTheme="minorEastAsia" w:hAnsiTheme="minorEastAsia" w:eastAsiaTheme="minorEastAsia" w:cstheme="minorEastAsia"/>
+        </w:rPr>
+      </w:pPr>
+    </w:p>
+    <w:p>
+      <w:pPr>
+        <w:bidi w:val="0"/>
+        <w:rPr>
+          <w:rFonts w:hint="eastAsia" w:asciiTheme="minorEastAsia" w:hAnsiTheme="minorEastAsia" w:eastAsiaTheme="minorEastAsia" w:cstheme="minorEastAsia"/>
+        </w:rPr>
+      </w:pPr>
+      <w:r>
+        <w:rPr>
+          <w:rFonts w:hint="eastAsia" w:asciiTheme="minorEastAsia" w:hAnsiTheme="minorEastAsia" w:eastAsiaTheme="minorEastAsia" w:cstheme="minorEastAsia"/>
+        </w:rPr>
+        <w:t>当再次调用 P2PDSA_update 时，P2PDSA_update 将清空完成队列，并通过设置相应的完成位来更新元数据表。</w:t>
+      </w:r>
+    </w:p>
+    <w:p>
+      <w:pPr>
+        <w:bidi w:val="0"/>
+        <w:rPr>
+          <w:rFonts w:hint="eastAsia" w:asciiTheme="minorEastAsia" w:hAnsiTheme="minorEastAsia" w:eastAsiaTheme="minorEastAsia" w:cstheme="minorEastAsia"/>
+        </w:rPr>
+      </w:pPr>
+    </w:p>
+    <w:p>
+      <w:pPr>
+        <w:bidi w:val="0"/>
+        <w:rPr>
+          <w:rFonts w:hint="eastAsia" w:asciiTheme="minorEastAsia" w:hAnsiTheme="minorEastAsia" w:eastAsiaTheme="minorEastAsia" w:cstheme="minorEastAsia"/>
+        </w:rPr>
+      </w:pPr>
+      <w:r>
+        <w:rPr>
+          <w:rFonts w:hint="eastAsia" w:asciiTheme="minorEastAsia" w:hAnsiTheme="minorEastAsia" w:eastAsiaTheme="minorEastAsia" w:cstheme="minorEastAsia"/>
+        </w:rPr>
+        <w:t>此时，如果应用程序调用 P2PDSA_is_done 来查询已经卸载的张量，它将返回 true。</w:t>
+      </w:r>
+    </w:p>
+    <w:p>
+      <w:pPr>
+        <w:bidi w:val="0"/>
+        <w:rPr>
+          <w:rFonts w:hint="eastAsia" w:asciiTheme="minorEastAsia" w:hAnsiTheme="minorEastAsia" w:eastAsiaTheme="minorEastAsia" w:cstheme="minorEastAsia"/>
+        </w:rPr>
+      </w:pPr>
+    </w:p>
+    <w:p>
+      <w:pPr>
+        <w:bidi w:val="0"/>
+        <w:rPr>
+          <w:rFonts w:hint="eastAsia" w:asciiTheme="minorEastAsia" w:hAnsiTheme="minorEastAsia" w:eastAsiaTheme="minorEastAsia" w:cstheme="minorEastAsia"/>
+        </w:rPr>
+      </w:pPr>
+    </w:p>
+    <w:p>
+      <w:pPr>
+        <w:bidi w:val="0"/>
+        <w:rPr>
+          <w:rFonts w:hint="eastAsia" w:asciiTheme="minorEastAsia" w:hAnsiTheme="minorEastAsia" w:eastAsiaTheme="minorEastAsia" w:cstheme="minorEastAsia"/>
+        </w:rPr>
+      </w:pPr>
+      <w:r>
+        <w:rPr>
+          <w:rFonts w:hint="eastAsia" w:asciiTheme="minorEastAsia" w:hAnsiTheme="minorEastAsia" w:eastAsiaTheme="minorEastAsia" w:cstheme="minorEastAsia"/>
+        </w:rPr>
+        <w:t>以下是这个过程的七个主要步骤：</w:t>
       </w:r>
     </w:p>
     <w:p>
@@ -2019,7 +3656,7 @@
       <w:pPr>
         <w:numPr>
           <w:ilvl w:val="0"/>
-          <w:numId w:val="3"/>
+          <w:numId w:val="4"/>
         </w:numPr>
         <w:bidi w:val="0"/>
         <w:ind w:left="425" w:leftChars="0" w:hanging="425" w:firstLineChars="0"/>
@@ -2031,7 +3668,7 @@
         <w:rPr>
           <w:rFonts w:hint="eastAsia" w:asciiTheme="minorEastAsia" w:hAnsiTheme="minorEastAsia" w:eastAsiaTheme="minorEastAsia" w:cstheme="minorEastAsia"/>
         </w:rPr>
-        <w:t>创建并推入命令：P2P-DSA 为每个逻辑块创建一个命令，然后将其加入命令队列。此处，一个 NVMe 命令包含：i) 源地址（GPU 内存地址由 GPUDirect 转换为 PCIe 总线地址）；ii) 设备地址（使用元数据表中的 LBA 计算）。</w:t>
+        <w:t>发起传输请求：当 P2PDSA_issue 被调用时，P2P-DSA （Peer-to-Peer Direct Storage Access）会从传输请求中获取索引、缓冲区和方向（写入）信息。</w:t>
       </w:r>
     </w:p>
     <w:p>
@@ -2046,7 +3683,7 @@
       <w:pPr>
         <w:numPr>
           <w:ilvl w:val="0"/>
-          <w:numId w:val="3"/>
+          <w:numId w:val="4"/>
         </w:numPr>
         <w:bidi w:val="0"/>
         <w:ind w:left="425" w:leftChars="0" w:hanging="425" w:firstLineChars="0"/>
@@ -2058,7 +3695,7 @@
         <w:rPr>
           <w:rFonts w:hint="eastAsia" w:asciiTheme="minorEastAsia" w:hAnsiTheme="minorEastAsia" w:eastAsiaTheme="minorEastAsia" w:cstheme="minorEastAsia"/>
         </w:rPr>
-        <w:t>发出命令：当调用 P2PDSA_update 时，只要 NVMe 设备提交队列有空间，就从软件命令队列中获取排队的命令并发送到 NVMe SSD。</w:t>
+        <w:t>分配逻辑块地址：调用逻辑块地址（LBA）分配器在单个或多个 SSD 设备上分配一组连续的块（当使用多个 SSD 时，可以提高卸载/预取的带宽）。然后，将从 LBA 分配器分配的第一个块的 LBA 更新到元数据表的相应位置。</w:t>
       </w:r>
     </w:p>
     <w:p>
@@ -2073,7 +3710,7 @@
       <w:pPr>
         <w:numPr>
           <w:ilvl w:val="0"/>
-          <w:numId w:val="3"/>
+          <w:numId w:val="4"/>
         </w:numPr>
         <w:bidi w:val="0"/>
         <w:ind w:left="425" w:leftChars="0" w:hanging="425" w:firstLineChars="0"/>
@@ -2085,7 +3722,7 @@
         <w:rPr>
           <w:rFonts w:hint="eastAsia" w:asciiTheme="minorEastAsia" w:hAnsiTheme="minorEastAsia" w:eastAsiaTheme="minorEastAsia" w:cstheme="minorEastAsia"/>
         </w:rPr>
-        <w:t>执行请求并传输数据：NVMe SSD 设备将执行这些请求，并在 SSD 设备和 GPU 之间直接进行数据传输。</w:t>
+        <w:t>创建并推入命令：P2P-DSA 为每个逻辑块创建一个命令，然后将其加入命令队列。此处，一个 NVMe 命令包含：i) 源地址（GPU 内存地址由 GPUDirect 转换为 PCIe 总线地址）；ii) 设备地址（使用元数据表中的 LBA 计算）。</w:t>
       </w:r>
     </w:p>
     <w:p>
@@ -2100,7 +3737,7 @@
       <w:pPr>
         <w:numPr>
           <w:ilvl w:val="0"/>
-          <w:numId w:val="3"/>
+          <w:numId w:val="4"/>
         </w:numPr>
         <w:bidi w:val="0"/>
         <w:ind w:left="425" w:leftChars="0" w:hanging="425" w:firstLineChars="0"/>
@@ -2112,7 +3749,7 @@
         <w:rPr>
           <w:rFonts w:hint="eastAsia" w:asciiTheme="minorEastAsia" w:hAnsiTheme="minorEastAsia" w:eastAsiaTheme="minorEastAsia" w:cstheme="minorEastAsia"/>
         </w:rPr>
-        <w:t>清理完成队列并更新元数据表：稍后，这些传输请求将完成，其状态将在 NVMe 设备完成队列中更新。当再次调用 P2PDSA_update 时，它将清理完成队列并通过设置相应的完成位来更新元数据表。</w:t>
+        <w:t>发出命令：当调用 P2PDSA_update 时，只要 NVMe 设备提交队列有空间，就从软件命令队列中获取排队的命令并发送到 NVMe SSD。</w:t>
       </w:r>
     </w:p>
     <w:p>
@@ -2127,7 +3764,7 @@
       <w:pPr>
         <w:numPr>
           <w:ilvl w:val="0"/>
-          <w:numId w:val="3"/>
+          <w:numId w:val="4"/>
         </w:numPr>
         <w:bidi w:val="0"/>
         <w:ind w:left="425" w:leftChars="0" w:hanging="425" w:firstLineChars="0"/>
@@ -2139,7 +3776,7 @@
         <w:rPr>
           <w:rFonts w:hint="eastAsia" w:asciiTheme="minorEastAsia" w:hAnsiTheme="minorEastAsia" w:eastAsiaTheme="minorEastAsia" w:cstheme="minorEastAsia"/>
         </w:rPr>
-        <w:t>检查已卸载的张量是否完成：如果此时应用程序调用 P2PDSA_is_done 来询问已卸载的张量是否完成，它将返回 true。</w:t>
+        <w:t>执行请求并传输数据：NVMe SSD 设备将执行这些请求，并在 SSD 设备和 GPU 之间直接进行数据传输。</w:t>
       </w:r>
     </w:p>
     <w:p>
@@ -2154,7 +3791,61 @@
       <w:pPr>
         <w:numPr>
           <w:ilvl w:val="0"/>
-          <w:numId w:val="3"/>
+          <w:numId w:val="4"/>
+        </w:numPr>
+        <w:bidi w:val="0"/>
+        <w:ind w:left="425" w:leftChars="0" w:hanging="425" w:firstLineChars="0"/>
+        <w:rPr>
+          <w:rFonts w:hint="eastAsia" w:asciiTheme="minorEastAsia" w:hAnsiTheme="minorEastAsia" w:eastAsiaTheme="minorEastAsia" w:cstheme="minorEastAsia"/>
+        </w:rPr>
+      </w:pPr>
+      <w:r>
+        <w:rPr>
+          <w:rFonts w:hint="eastAsia" w:asciiTheme="minorEastAsia" w:hAnsiTheme="minorEastAsia" w:eastAsiaTheme="minorEastAsia" w:cstheme="minorEastAsia"/>
+        </w:rPr>
+        <w:t>清理完成队列并更新元数据表：稍后，这些传输请求将完成，其状态将在 NVMe 设备完成队列中更新。当再次调用 P2PDSA_update 时，它将清理完成队列并通过设置相应的完成位来更新元数据表。</w:t>
+      </w:r>
+    </w:p>
+    <w:p>
+      <w:pPr>
+        <w:bidi w:val="0"/>
+        <w:rPr>
+          <w:rFonts w:hint="eastAsia" w:asciiTheme="minorEastAsia" w:hAnsiTheme="minorEastAsia" w:eastAsiaTheme="minorEastAsia" w:cstheme="minorEastAsia"/>
+        </w:rPr>
+      </w:pPr>
+    </w:p>
+    <w:p>
+      <w:pPr>
+        <w:numPr>
+          <w:ilvl w:val="0"/>
+          <w:numId w:val="4"/>
+        </w:numPr>
+        <w:bidi w:val="0"/>
+        <w:ind w:left="425" w:leftChars="0" w:hanging="425" w:firstLineChars="0"/>
+        <w:rPr>
+          <w:rFonts w:hint="eastAsia" w:asciiTheme="minorEastAsia" w:hAnsiTheme="minorEastAsia" w:eastAsiaTheme="minorEastAsia" w:cstheme="minorEastAsia"/>
+        </w:rPr>
+      </w:pPr>
+      <w:r>
+        <w:rPr>
+          <w:rFonts w:hint="eastAsia" w:asciiTheme="minorEastAsia" w:hAnsiTheme="minorEastAsia" w:eastAsiaTheme="minorEastAsia" w:cstheme="minorEastAsia"/>
+        </w:rPr>
+        <w:t>检查已卸载的张量是否完成：如果此时应用程序调用 P2PDSA_is_done 来询问已卸载的张量是否完成，它将返回 true。</w:t>
+      </w:r>
+    </w:p>
+    <w:p>
+      <w:pPr>
+        <w:bidi w:val="0"/>
+        <w:rPr>
+          <w:rFonts w:hint="eastAsia" w:asciiTheme="minorEastAsia" w:hAnsiTheme="minorEastAsia" w:eastAsiaTheme="minorEastAsia" w:cstheme="minorEastAsia"/>
+        </w:rPr>
+      </w:pPr>
+    </w:p>
+    <w:p>
+      <w:pPr>
+        <w:numPr>
+          <w:ilvl w:val="0"/>
+          <w:numId w:val="4"/>
         </w:numPr>
         <w:bidi w:val="0"/>
         <w:ind w:left="425" w:leftChars="0" w:hanging="425" w:firstLineChars="0"/>
@@ -2559,7 +4250,7 @@
       </w:r>
       <w:r>
         <w:rPr>
-          <w:rStyle w:val="18"/>
+          <w:rStyle w:val="19"/>
           <w:rFonts w:hint="default"/>
         </w:rPr>
         <w:t>FlashNeuron: SSD-Enabled Large-Batch Training of Very Deep Neural Networks</w:t>
@@ -2619,7 +4310,7 @@
       </w:r>
       <w:r>
         <w:rPr>
-          <w:rStyle w:val="18"/>
+          <w:rStyle w:val="19"/>
           <w:rFonts w:hint="eastAsia"/>
           <w:lang w:val="en-US" w:eastAsia="zh-CN"/>
         </w:rPr>
@@ -2627,7 +4318,7 @@
       </w:r>
       <w:r>
         <w:rPr>
-          <w:rStyle w:val="18"/>
+          <w:rStyle w:val="19"/>
           <w:rFonts w:hint="eastAsia"/>
           <w:lang w:val="en-US" w:eastAsia="zh-CN"/>
         </w:rPr>
@@ -2665,7 +4356,7 @@
       </w:r>
       <w:r>
         <w:rPr>
-          <w:rStyle w:val="18"/>
+          <w:rStyle w:val="19"/>
           <w:rFonts w:hint="eastAsia"/>
         </w:rPr>
         <w:t>pci p2p DMA的条件</w:t>
@@ -2796,7 +4487,7 @@
       <w:pPr>
         <w:numPr>
           <w:ilvl w:val="0"/>
-          <w:numId w:val="4"/>
+          <w:numId w:val="5"/>
         </w:numPr>
         <w:rPr>
           <w:rFonts w:hint="eastAsia"/>
@@ -2805,7 +4496,7 @@
       </w:pPr>
       <w:r>
         <w:rPr>
-          <w:rStyle w:val="16"/>
+          <w:rStyle w:val="17"/>
           <w:rFonts w:ascii="Segoe UI" w:hAnsi="Segoe UI" w:eastAsia="Segoe UI" w:cs="Segoe UI"/>
           <w:i w:val="0"/>
           <w:iCs w:val="0"/>
@@ -2820,7 +4511,7 @@
       </w:r>
       <w:r>
         <w:rPr>
-          <w:rStyle w:val="16"/>
+          <w:rStyle w:val="17"/>
           <w:rFonts w:ascii="Segoe UI" w:hAnsi="Segoe UI" w:eastAsia="Segoe UI" w:cs="Segoe UI"/>
           <w:i w:val="0"/>
           <w:iCs w:val="0"/>
@@ -2835,7 +4526,7 @@
       </w:r>
       <w:r>
         <w:rPr>
-          <w:rStyle w:val="16"/>
+          <w:rStyle w:val="17"/>
           <w:rFonts w:ascii="Segoe UI" w:hAnsi="Segoe UI" w:eastAsia="Segoe UI" w:cs="Segoe UI"/>
           <w:i w:val="0"/>
           <w:iCs w:val="0"/>
@@ -2850,7 +4541,7 @@
       </w:r>
       <w:r>
         <w:rPr>
-          <w:rStyle w:val="18"/>
+          <w:rStyle w:val="19"/>
           <w:rFonts w:hint="default" w:ascii="Segoe UI" w:hAnsi="Segoe UI" w:eastAsia="Segoe UI" w:cs="Segoe UI"/>
           <w:i w:val="0"/>
           <w:iCs w:val="0"/>
@@ -2865,7 +4556,7 @@
       </w:r>
       <w:r>
         <w:rPr>
-          <w:rStyle w:val="16"/>
+          <w:rStyle w:val="17"/>
           <w:rFonts w:hint="default" w:ascii="Segoe UI" w:hAnsi="Segoe UI" w:eastAsia="Segoe UI" w:cs="Segoe UI"/>
           <w:i w:val="0"/>
           <w:iCs w:val="0"/>
@@ -2883,7 +4574,7 @@
       <w:pPr>
         <w:numPr>
           <w:ilvl w:val="0"/>
-          <w:numId w:val="5"/>
+          <w:numId w:val="6"/>
         </w:numPr>
         <w:bidi w:val="0"/>
       </w:pPr>
@@ -2914,7 +4605,7 @@
       </w:r>
       <w:r>
         <w:rPr>
-          <w:rStyle w:val="18"/>
+          <w:rStyle w:val="19"/>
           <w:rFonts w:hint="eastAsia"/>
         </w:rPr>
         <w:t>PCIe P2P test</w:t>
@@ -2930,7 +4621,7 @@
       <w:pPr>
         <w:numPr>
           <w:ilvl w:val="0"/>
-          <w:numId w:val="4"/>
+          <w:numId w:val="5"/>
         </w:numPr>
         <w:rPr>
           <w:rFonts w:hint="eastAsia"/>
@@ -3134,6 +4825,23 @@
     </w:lvl>
   </w:abstractNum>
   <w:abstractNum w:abstractNumId="4">
+    <w:nsid w:val="700ED177"/>
+    <w:multiLevelType w:val="singleLevel"/>
+    <w:tmpl w:val="700ED177"/>
+    <w:lvl w:ilvl="0" w:tentative="0">
+      <w:start w:val="1"/>
+      <w:numFmt w:val="bullet"/>
+      <w:lvlText w:val=""/>
+      <w:lvlJc w:val="left"/>
+      <w:pPr>
+        <w:ind w:left="420" w:hanging="420"/>
+      </w:pPr>
+      <w:rPr>
+        <w:rFonts w:hint="default" w:ascii="Wingdings" w:hAnsi="Wingdings"/>
+      </w:rPr>
+    </w:lvl>
+  </w:abstractNum>
+  <w:abstractNum w:abstractNumId="5">
     <w:nsid w:val="75B29E15"/>
     <w:multiLevelType w:val="singleLevel"/>
     <w:tmpl w:val="75B29E15"/>
@@ -3154,15 +4862,18 @@
     <w:abstractNumId w:val="2"/>
   </w:num>
   <w:num w:numId="2">
+    <w:abstractNumId w:val="4"/>
+  </w:num>
+  <w:num w:numId="3">
     <w:abstractNumId w:val="3"/>
   </w:num>
-  <w:num w:numId="3">
-    <w:abstractNumId w:val="4"/>
+  <w:num w:numId="4">
+    <w:abstractNumId w:val="5"/>
   </w:num>
-  <w:num w:numId="4">
+  <w:num w:numId="5">
     <w:abstractNumId w:val="0"/>
   </w:num>
-  <w:num w:numId="5">
+  <w:num w:numId="6">
     <w:abstractNumId w:val="1"/>
   </w:num>
 </w:numbering>
@@ -3275,7 +4986,7 @@
     <w:lsdException w:unhideWhenUsed="0" w:uiPriority="0" w:semiHidden="0" w:name="HTML Acronym"/>
     <w:lsdException w:unhideWhenUsed="0" w:uiPriority="0" w:semiHidden="0" w:name="HTML Address"/>
     <w:lsdException w:unhideWhenUsed="0" w:uiPriority="0" w:semiHidden="0" w:name="HTML Cite"/>
-    <w:lsdException w:unhideWhenUsed="0" w:uiPriority="0" w:semiHidden="0" w:name="HTML Code"/>
+    <w:lsdException w:qFormat="1" w:unhideWhenUsed="0" w:uiPriority="0" w:semiHidden="0" w:name="HTML Code"/>
     <w:lsdException w:unhideWhenUsed="0" w:uiPriority="0" w:semiHidden="0" w:name="HTML Definition"/>
     <w:lsdException w:unhideWhenUsed="0" w:uiPriority="0" w:semiHidden="0" w:name="HTML Keyboard"/>
     <w:lsdException w:unhideWhenUsed="0" w:uiPriority="0" w:semiHidden="0" w:name="HTML Preformatted"/>
@@ -3449,7 +5160,7 @@
     <w:name w:val="heading 1"/>
     <w:basedOn w:val="1"/>
     <w:next w:val="1"/>
-    <w:link w:val="20"/>
+    <w:link w:val="21"/>
     <w:autoRedefine/>
     <w:qFormat/>
     <w:uiPriority w:val="0"/>
@@ -3659,14 +5370,14 @@
       <w:sz w:val="21"/>
     </w:rPr>
   </w:style>
-  <w:style w:type="character" w:default="1" w:styleId="15">
+  <w:style w:type="character" w:default="1" w:styleId="16">
     <w:name w:val="Default Paragraph Font"/>
     <w:autoRedefine/>
     <w:semiHidden/>
     <w:qFormat/>
     <w:uiPriority w:val="0"/>
   </w:style>
-  <w:style w:type="table" w:default="1" w:styleId="14">
+  <w:style w:type="table" w:default="1" w:styleId="15">
     <w:name w:val="Normal Table"/>
     <w:autoRedefine/>
     <w:semiHidden/>
@@ -3726,6 +5437,39 @@
     </w:rPr>
   </w:style>
   <w:style w:type="paragraph" w:styleId="13">
+    <w:name w:val="HTML Preformatted"/>
+    <w:basedOn w:val="1"/>
+    <w:uiPriority w:val="0"/>
+    <w:pPr>
+      <w:tabs>
+        <w:tab w:val="left" w:pos="916"/>
+        <w:tab w:val="left" w:pos="1832"/>
+        <w:tab w:val="left" w:pos="2748"/>
+        <w:tab w:val="left" w:pos="3664"/>
+        <w:tab w:val="left" w:pos="4580"/>
+        <w:tab w:val="left" w:pos="5496"/>
+        <w:tab w:val="left" w:pos="6412"/>
+        <w:tab w:val="left" w:pos="7328"/>
+        <w:tab w:val="left" w:pos="8244"/>
+        <w:tab w:val="left" w:pos="9160"/>
+        <w:tab w:val="left" w:pos="10076"/>
+        <w:tab w:val="left" w:pos="10992"/>
+        <w:tab w:val="left" w:pos="11908"/>
+        <w:tab w:val="left" w:pos="12824"/>
+        <w:tab w:val="left" w:pos="13740"/>
+        <w:tab w:val="left" w:pos="14656"/>
+      </w:tabs>
+      <w:jc w:val="left"/>
+    </w:pPr>
+    <w:rPr>
+      <w:rFonts w:hint="eastAsia" w:ascii="宋体" w:hAnsi="宋体" w:eastAsia="宋体" w:cs="宋体"/>
+      <w:kern w:val="0"/>
+      <w:sz w:val="24"/>
+      <w:szCs w:val="24"/>
+      <w:lang w:val="en-US" w:eastAsia="zh-CN" w:bidi="ar"/>
+    </w:rPr>
+  </w:style>
+  <w:style w:type="paragraph" w:styleId="14">
     <w:name w:val="Normal (Web)"/>
     <w:basedOn w:val="1"/>
     <w:autoRedefine/>
@@ -3742,9 +5486,9 @@
       <w:lang w:val="en-US" w:eastAsia="zh-CN" w:bidi="ar"/>
     </w:rPr>
   </w:style>
-  <w:style w:type="character" w:styleId="16">
+  <w:style w:type="character" w:styleId="17">
     <w:name w:val="Strong"/>
-    <w:basedOn w:val="15"/>
+    <w:basedOn w:val="16"/>
     <w:autoRedefine/>
     <w:qFormat/>
     <w:uiPriority w:val="0"/>
@@ -3752,9 +5496,9 @@
       <w:b/>
     </w:rPr>
   </w:style>
-  <w:style w:type="character" w:styleId="17">
+  <w:style w:type="character" w:styleId="18">
     <w:name w:val="Emphasis"/>
-    <w:basedOn w:val="15"/>
+    <w:basedOn w:val="16"/>
     <w:autoRedefine/>
     <w:qFormat/>
     <w:uiPriority w:val="0"/>
@@ -3762,9 +5506,9 @@
       <w:i/>
     </w:rPr>
   </w:style>
-  <w:style w:type="character" w:styleId="18">
+  <w:style w:type="character" w:styleId="19">
     <w:name w:val="Hyperlink"/>
-    <w:basedOn w:val="15"/>
+    <w:basedOn w:val="16"/>
     <w:autoRedefine/>
     <w:qFormat/>
     <w:uiPriority w:val="0"/>
@@ -3773,16 +5517,18 @@
       <w:u w:val="single"/>
     </w:rPr>
   </w:style>
-  <w:style w:type="character" w:styleId="19">
+  <w:style w:type="character" w:styleId="20">
     <w:name w:val="HTML Code"/>
-    <w:basedOn w:val="15"/>
+    <w:basedOn w:val="16"/>
+    <w:autoRedefine/>
+    <w:qFormat/>
     <w:uiPriority w:val="0"/>
     <w:rPr>
       <w:rFonts w:ascii="Courier New" w:hAnsi="Courier New"/>
       <w:sz w:val="20"/>
     </w:rPr>
   </w:style>
-  <w:style w:type="character" w:customStyle="1" w:styleId="20">
+  <w:style w:type="character" w:customStyle="1" w:styleId="21">
     <w:name w:val="标题 1 Char"/>
     <w:link w:val="2"/>
     <w:autoRedefine/>
